--- a/Reportes/FJ_GarantiaJ_OAJ315.docx
+++ b/Reportes/FJ_GarantiaJ_OAJ315.docx
@@ -51,31 +51,7 @@
           <w:sz w:val="19"/>
           <w:szCs w:val="19"/>
         </w:rPr>
-        <w:t>{</w:t>
-      </w:r>
-      <w:proofErr w:type="spellStart"/>
-      <w:r>
-        <w:rPr>
-          <w:rFonts w:ascii="Arial" w:eastAsia="Times New Roman" w:hAnsi="Arial" w:cs="Arial"/>
-          <w:b/>
-          <w:color w:val="000000"/>
-          <w:kern w:val="2"/>
-          <w:sz w:val="19"/>
-          <w:szCs w:val="19"/>
-        </w:rPr>
-        <w:t>custom.NumeroFianza</w:t>
-      </w:r>
-      <w:proofErr w:type="spellEnd"/>
-      <w:r>
-        <w:rPr>
-          <w:rFonts w:ascii="Arial" w:eastAsia="Times New Roman" w:hAnsi="Arial" w:cs="Arial"/>
-          <w:b/>
-          <w:color w:val="000000"/>
-          <w:kern w:val="2"/>
-          <w:sz w:val="19"/>
-          <w:szCs w:val="19"/>
-        </w:rPr>
-        <w:t>}</w:t>
+        <w:t>{custom.NumeroFianza}</w:t>
       </w:r>
     </w:p>
     <w:p>
@@ -127,31 +103,7 @@
           <w:sz w:val="19"/>
           <w:szCs w:val="19"/>
         </w:rPr>
-        <w:t>{</w:t>
-      </w:r>
-      <w:proofErr w:type="spellStart"/>
-      <w:r>
-        <w:rPr>
-          <w:rFonts w:ascii="Arial" w:eastAsia="Times New Roman" w:hAnsi="Arial" w:cs="Arial"/>
-          <w:b/>
-          <w:color w:val="000000"/>
-          <w:kern w:val="2"/>
-          <w:sz w:val="19"/>
-          <w:szCs w:val="19"/>
-        </w:rPr>
-        <w:t>custom.Tenedor</w:t>
-      </w:r>
-      <w:proofErr w:type="spellEnd"/>
-      <w:r>
-        <w:rPr>
-          <w:rFonts w:ascii="Arial" w:eastAsia="Times New Roman" w:hAnsi="Arial" w:cs="Arial"/>
-          <w:b/>
-          <w:color w:val="000000"/>
-          <w:kern w:val="2"/>
-          <w:sz w:val="19"/>
-          <w:szCs w:val="19"/>
-        </w:rPr>
-        <w:t>}</w:t>
+        <w:t>{custom.Tenedor}</w:t>
       </w:r>
     </w:p>
     <w:p>
@@ -203,31 +155,7 @@
           <w:sz w:val="19"/>
           <w:szCs w:val="19"/>
         </w:rPr>
-        <w:t>{</w:t>
-      </w:r>
-      <w:proofErr w:type="spellStart"/>
-      <w:r>
-        <w:rPr>
-          <w:rFonts w:ascii="Arial" w:eastAsia="Times New Roman" w:hAnsi="Arial" w:cs="Arial"/>
-          <w:b/>
-          <w:color w:val="000000"/>
-          <w:kern w:val="2"/>
-          <w:sz w:val="19"/>
-          <w:szCs w:val="19"/>
-        </w:rPr>
-        <w:t>custom.AFavor</w:t>
-      </w:r>
-      <w:proofErr w:type="spellEnd"/>
-      <w:r>
-        <w:rPr>
-          <w:rFonts w:ascii="Arial" w:eastAsia="Times New Roman" w:hAnsi="Arial" w:cs="Arial"/>
-          <w:b/>
-          <w:color w:val="000000"/>
-          <w:kern w:val="2"/>
-          <w:sz w:val="19"/>
-          <w:szCs w:val="19"/>
-        </w:rPr>
-        <w:t>}</w:t>
+        <w:t>{custom.AFavor}</w:t>
       </w:r>
     </w:p>
     <w:p>
@@ -347,29 +275,7 @@
           <w:sz w:val="19"/>
           <w:szCs w:val="24"/>
         </w:rPr>
-        <w:t>NÚMERO DE FIANZA: {</w:t>
-      </w:r>
-      <w:proofErr w:type="spellStart"/>
-      <w:r>
-        <w:rPr>
-          <w:rFonts w:ascii="Arial" w:eastAsia="Times New Roman" w:hAnsi="Arial" w:cs="Arial"/>
-          <w:color w:val="000000"/>
-          <w:kern w:val="2"/>
-          <w:sz w:val="19"/>
-          <w:szCs w:val="24"/>
-        </w:rPr>
-        <w:t>custom.NumeroFianza</w:t>
-      </w:r>
-      <w:proofErr w:type="spellEnd"/>
-      <w:r>
-        <w:rPr>
-          <w:rFonts w:ascii="Arial" w:eastAsia="Times New Roman" w:hAnsi="Arial" w:cs="Arial"/>
-          <w:color w:val="000000"/>
-          <w:kern w:val="2"/>
-          <w:sz w:val="19"/>
-          <w:szCs w:val="24"/>
-        </w:rPr>
-        <w:t>}</w:t>
+        <w:t>NÚMERO DE FIANZA: {custom.NumeroFianza}</w:t>
       </w:r>
     </w:p>
     <w:p>
@@ -667,31 +573,7 @@
           <w:sz w:val="19"/>
           <w:szCs w:val="24"/>
         </w:rPr>
-        <w:t>{</w:t>
-      </w:r>
-      <w:proofErr w:type="spellStart"/>
-      <w:r>
-        <w:rPr>
-          <w:rFonts w:ascii="Arial" w:eastAsia="Times New Roman" w:hAnsi="Arial" w:cs="Arial"/>
-          <w:b/>
-          <w:color w:val="000000"/>
-          <w:kern w:val="2"/>
-          <w:sz w:val="19"/>
-          <w:szCs w:val="24"/>
-        </w:rPr>
-        <w:t>custom.SumaTextoTotal</w:t>
-      </w:r>
-      <w:proofErr w:type="spellEnd"/>
-      <w:r>
-        <w:rPr>
-          <w:rFonts w:ascii="Arial" w:eastAsia="Times New Roman" w:hAnsi="Arial" w:cs="Arial"/>
-          <w:b/>
-          <w:color w:val="000000"/>
-          <w:kern w:val="2"/>
-          <w:sz w:val="19"/>
-          <w:szCs w:val="24"/>
-        </w:rPr>
-        <w:t>}</w:t>
+        <w:t>{custom.SumaTextoTotal}</w:t>
       </w:r>
     </w:p>
     <w:p>
@@ -969,6 +851,17 @@
           <w:szCs w:val="24"/>
         </w:rPr>
       </w:pPr>
+      <w:r>
+        <w:rPr>
+          <w:rFonts w:ascii="Arial" w:eastAsia="Times New Roman" w:hAnsi="Arial" w:cs="Arial"/>
+          <w:b/>
+          <w:color w:val="000000"/>
+          <w:kern w:val="2"/>
+          <w:sz w:val="19"/>
+          <w:szCs w:val="24"/>
+        </w:rPr>
+        <w:t>{custom.Tenedor}</w:t>
+      </w:r>
     </w:p>
     <w:p>
       <w:pPr>
@@ -1094,29 +987,7 @@
           <w:sz w:val="19"/>
           <w:szCs w:val="24"/>
         </w:rPr>
-        <w:t>{</w:t>
-      </w:r>
-      <w:proofErr w:type="spellStart"/>
-      <w:r>
-        <w:rPr>
-          <w:rFonts w:ascii="Arial" w:eastAsia="Times New Roman" w:hAnsi="Arial" w:cs="Arial"/>
-          <w:color w:val="000000"/>
-          <w:kern w:val="2"/>
-          <w:sz w:val="19"/>
-          <w:szCs w:val="24"/>
-        </w:rPr>
-        <w:t>custom.FechaActualTextoMin</w:t>
-      </w:r>
-      <w:proofErr w:type="spellEnd"/>
-      <w:r>
-        <w:rPr>
-          <w:rFonts w:ascii="Arial" w:eastAsia="Times New Roman" w:hAnsi="Arial" w:cs="Arial"/>
-          <w:color w:val="000000"/>
-          <w:kern w:val="2"/>
-          <w:sz w:val="19"/>
-          <w:szCs w:val="24"/>
-        </w:rPr>
-        <w:t>}</w:t>
+        <w:t>{custom.FechaActualTextoMin}</w:t>
       </w:r>
     </w:p>
     <w:p>
@@ -1568,29 +1439,7 @@
           <w:sz w:val="19"/>
           <w:szCs w:val="24"/>
         </w:rPr>
-        <w:t xml:space="preserve">surge una vez esté ejecutoriada la Resolución mediante la cual el Tribunal Administrativo de Contrataciones Públicas resuelva o ponga fin a la litis, ya sea por </w:t>
-      </w:r>
-      <w:proofErr w:type="spellStart"/>
-      <w:r>
-        <w:rPr>
-          <w:rFonts w:ascii="Arial" w:eastAsia="Times New Roman" w:hAnsi="Arial" w:cs="Arial"/>
-          <w:color w:val="000000"/>
-          <w:kern w:val="2"/>
-          <w:sz w:val="19"/>
-          <w:szCs w:val="24"/>
-        </w:rPr>
-        <w:t>desición</w:t>
-      </w:r>
-      <w:proofErr w:type="spellEnd"/>
-      <w:r>
-        <w:rPr>
-          <w:rFonts w:ascii="Arial" w:eastAsia="Times New Roman" w:hAnsi="Arial" w:cs="Arial"/>
-          <w:color w:val="000000"/>
-          <w:kern w:val="2"/>
-          <w:sz w:val="19"/>
-          <w:szCs w:val="24"/>
-        </w:rPr>
-        <w:t xml:space="preserve"> de fondo, desistimiento del a pretensión o declaratoria de caducidad, ordenándose el endoso de la presente garantía a favor del Tesoro Nacional; salvo que en dicha Resolución, el Tribunal determine que la actuación del </w:t>
+        <w:t xml:space="preserve">surge una vez esté ejecutoriada la Resolución mediante la cual el Tribunal Administrativo de Contrataciones Públicas resuelva o ponga fin a la litis, ya sea por desición de fondo, desistimiento del a pretensión o declaratoria de caducidad, ordenándose el endoso de la presente garantía a favor del Tesoro Nacional; salvo que en dicha Resolución, el Tribunal determine que la actuación del </w:t>
       </w:r>
       <w:r>
         <w:rPr>
@@ -1777,29 +1626,7 @@
           <w:sz w:val="19"/>
           <w:szCs w:val="24"/>
         </w:rPr>
-        <w:t xml:space="preserve">, previo endoso de Tribunal Administrativo de Contrataciones Públicas, a través de las </w:t>
-      </w:r>
-      <w:proofErr w:type="spellStart"/>
-      <w:r>
-        <w:rPr>
-          <w:rFonts w:ascii="Arial" w:eastAsia="Times New Roman" w:hAnsi="Arial" w:cs="Arial"/>
-          <w:color w:val="000000"/>
-          <w:kern w:val="2"/>
-          <w:sz w:val="19"/>
-          <w:szCs w:val="24"/>
-        </w:rPr>
-        <w:t>instncias</w:t>
-      </w:r>
-      <w:proofErr w:type="spellEnd"/>
-      <w:r>
-        <w:rPr>
-          <w:rFonts w:ascii="Arial" w:eastAsia="Times New Roman" w:hAnsi="Arial" w:cs="Arial"/>
-          <w:color w:val="000000"/>
-          <w:kern w:val="2"/>
-          <w:sz w:val="19"/>
-          <w:szCs w:val="24"/>
-        </w:rPr>
-        <w:t xml:space="preserve"> correspondientes.</w:t>
+        <w:t>, previo endoso de Tribunal Administrativo de Contrataciones Públicas, a través de las instncias correspondientes.</w:t>
       </w:r>
     </w:p>
     <w:p>
@@ -2007,29 +1834,7 @@
           <w:szCs w:val="24"/>
         </w:rPr>
         <w:tab/>
-        <w:t xml:space="preserve">Que posee la suficiente solvencia económica para garantizar el cumplimiento de la obligación </w:t>
-      </w:r>
-      <w:proofErr w:type="spellStart"/>
-      <w:r>
-        <w:rPr>
-          <w:rFonts w:ascii="Arial" w:eastAsia="Times New Roman" w:hAnsi="Arial" w:cs="Arial"/>
-          <w:color w:val="000000"/>
-          <w:kern w:val="2"/>
-          <w:sz w:val="19"/>
-          <w:szCs w:val="24"/>
-        </w:rPr>
-        <w:t>contraida</w:t>
-      </w:r>
-      <w:proofErr w:type="spellEnd"/>
-      <w:r>
-        <w:rPr>
-          <w:rFonts w:ascii="Arial" w:eastAsia="Times New Roman" w:hAnsi="Arial" w:cs="Arial"/>
-          <w:color w:val="000000"/>
-          <w:kern w:val="2"/>
-          <w:sz w:val="19"/>
-          <w:szCs w:val="24"/>
-        </w:rPr>
-        <w:t xml:space="preserve"> en nombre del </w:t>
+        <w:t xml:space="preserve">Que posee la suficiente solvencia económica para garantizar el cumplimiento de la obligación contraida en nombre del </w:t>
       </w:r>
       <w:r>
         <w:rPr>
@@ -2286,29 +2091,7 @@
           <w:szCs w:val="24"/>
         </w:rPr>
         <w:tab/>
-        <w:t>Que acepta y expresa estar obligada al pago total de la suma garantizada como límite máximo de responsabilidad, conforme a lo ordenado por el  Tribunal Administrativo de Contrataciones Públicas mediante resolución, que será notificada a través del sistema Electrónico de Contrataciones Públicas "</w:t>
-      </w:r>
-      <w:proofErr w:type="spellStart"/>
-      <w:r>
-        <w:rPr>
-          <w:rFonts w:ascii="Arial" w:eastAsia="Times New Roman" w:hAnsi="Arial" w:cs="Arial"/>
-          <w:color w:val="000000"/>
-          <w:kern w:val="2"/>
-          <w:sz w:val="19"/>
-          <w:szCs w:val="24"/>
-        </w:rPr>
-        <w:t>PanamáCompra</w:t>
-      </w:r>
-      <w:proofErr w:type="spellEnd"/>
-      <w:r>
-        <w:rPr>
-          <w:rFonts w:ascii="Arial" w:eastAsia="Times New Roman" w:hAnsi="Arial" w:cs="Arial"/>
-          <w:color w:val="000000"/>
-          <w:kern w:val="2"/>
-          <w:sz w:val="19"/>
-          <w:szCs w:val="24"/>
-        </w:rPr>
-        <w:t>" y que se fijará en el tablero de anuncios del Tribunal.</w:t>
+        <w:t>Que acepta y expresa estar obligada al pago total de la suma garantizada como límite máximo de responsabilidad, conforme a lo ordenado por el  Tribunal Administrativo de Contrataciones Públicas mediante resolución, que será notificada a través del sistema Electrónico de Contrataciones Públicas "PanamáCompra" y que se fijará en el tablero de anuncios del Tribunal.</w:t>
       </w:r>
     </w:p>
     <w:p>

--- a/Reportes/FJ_GarantiaJ_OAJ315.docx
+++ b/Reportes/FJ_GarantiaJ_OAJ315.docx
@@ -51,7 +51,31 @@
           <w:sz w:val="19"/>
           <w:szCs w:val="19"/>
         </w:rPr>
-        <w:t>{custom.NumeroFianza}</w:t>
+        <w:t>{</w:t>
+      </w:r>
+      <w:proofErr w:type="spellStart"/>
+      <w:r>
+        <w:rPr>
+          <w:rFonts w:ascii="Arial" w:eastAsia="Times New Roman" w:hAnsi="Arial" w:cs="Arial"/>
+          <w:b/>
+          <w:color w:val="000000"/>
+          <w:kern w:val="2"/>
+          <w:sz w:val="19"/>
+          <w:szCs w:val="19"/>
+        </w:rPr>
+        <w:t>custom.NumeroFianza</w:t>
+      </w:r>
+      <w:proofErr w:type="spellEnd"/>
+      <w:r>
+        <w:rPr>
+          <w:rFonts w:ascii="Arial" w:eastAsia="Times New Roman" w:hAnsi="Arial" w:cs="Arial"/>
+          <w:b/>
+          <w:color w:val="000000"/>
+          <w:kern w:val="2"/>
+          <w:sz w:val="19"/>
+          <w:szCs w:val="19"/>
+        </w:rPr>
+        <w:t>}</w:t>
       </w:r>
     </w:p>
     <w:p>
@@ -103,7 +127,31 @@
           <w:sz w:val="19"/>
           <w:szCs w:val="19"/>
         </w:rPr>
-        <w:t>{custom.Tenedor}</w:t>
+        <w:t>{</w:t>
+      </w:r>
+      <w:proofErr w:type="spellStart"/>
+      <w:r>
+        <w:rPr>
+          <w:rFonts w:ascii="Arial" w:eastAsia="Times New Roman" w:hAnsi="Arial" w:cs="Arial"/>
+          <w:b/>
+          <w:color w:val="000000"/>
+          <w:kern w:val="2"/>
+          <w:sz w:val="19"/>
+          <w:szCs w:val="19"/>
+        </w:rPr>
+        <w:t>custom.Tenedor</w:t>
+      </w:r>
+      <w:proofErr w:type="spellEnd"/>
+      <w:r>
+        <w:rPr>
+          <w:rFonts w:ascii="Arial" w:eastAsia="Times New Roman" w:hAnsi="Arial" w:cs="Arial"/>
+          <w:b/>
+          <w:color w:val="000000"/>
+          <w:kern w:val="2"/>
+          <w:sz w:val="19"/>
+          <w:szCs w:val="19"/>
+        </w:rPr>
+        <w:t>}</w:t>
       </w:r>
     </w:p>
     <w:p>
@@ -155,7 +203,31 @@
           <w:sz w:val="19"/>
           <w:szCs w:val="19"/>
         </w:rPr>
-        <w:t>{custom.AFavor}</w:t>
+        <w:t>{</w:t>
+      </w:r>
+      <w:proofErr w:type="spellStart"/>
+      <w:r>
+        <w:rPr>
+          <w:rFonts w:ascii="Arial" w:eastAsia="Times New Roman" w:hAnsi="Arial" w:cs="Arial"/>
+          <w:b/>
+          <w:color w:val="000000"/>
+          <w:kern w:val="2"/>
+          <w:sz w:val="19"/>
+          <w:szCs w:val="19"/>
+        </w:rPr>
+        <w:t>custom.AFavor</w:t>
+      </w:r>
+      <w:proofErr w:type="spellEnd"/>
+      <w:r>
+        <w:rPr>
+          <w:rFonts w:ascii="Arial" w:eastAsia="Times New Roman" w:hAnsi="Arial" w:cs="Arial"/>
+          <w:b/>
+          <w:color w:val="000000"/>
+          <w:kern w:val="2"/>
+          <w:sz w:val="19"/>
+          <w:szCs w:val="19"/>
+        </w:rPr>
+        <w:t>}</w:t>
       </w:r>
     </w:p>
     <w:p>
@@ -275,7 +347,7 @@
           <w:sz w:val="19"/>
           <w:szCs w:val="24"/>
         </w:rPr>
-        <w:t>NÚMERO DE FIANZA: {custom.NumeroFianza}</w:t>
+        <w:t xml:space="preserve">NÚMERO DE FIANZA: </w:t>
       </w:r>
     </w:p>
     <w:p>
@@ -573,7 +645,31 @@
           <w:sz w:val="19"/>
           <w:szCs w:val="24"/>
         </w:rPr>
-        <w:t>{custom.SumaTextoTotal}</w:t>
+        <w:t>{</w:t>
+      </w:r>
+      <w:proofErr w:type="spellStart"/>
+      <w:r>
+        <w:rPr>
+          <w:rFonts w:ascii="Arial" w:eastAsia="Times New Roman" w:hAnsi="Arial" w:cs="Arial"/>
+          <w:b/>
+          <w:color w:val="000000"/>
+          <w:kern w:val="2"/>
+          <w:sz w:val="19"/>
+          <w:szCs w:val="24"/>
+        </w:rPr>
+        <w:t>custom.SumaTextoTotal</w:t>
+      </w:r>
+      <w:proofErr w:type="spellEnd"/>
+      <w:r>
+        <w:rPr>
+          <w:rFonts w:ascii="Arial" w:eastAsia="Times New Roman" w:hAnsi="Arial" w:cs="Arial"/>
+          <w:b/>
+          <w:color w:val="000000"/>
+          <w:kern w:val="2"/>
+          <w:sz w:val="19"/>
+          <w:szCs w:val="24"/>
+        </w:rPr>
+        <w:t>}</w:t>
       </w:r>
     </w:p>
     <w:p>
@@ -860,7 +956,31 @@
           <w:sz w:val="19"/>
           <w:szCs w:val="24"/>
         </w:rPr>
-        <w:t>{custom.Tenedor}</w:t>
+        <w:t>{</w:t>
+      </w:r>
+      <w:proofErr w:type="spellStart"/>
+      <w:r>
+        <w:rPr>
+          <w:rFonts w:ascii="Arial" w:eastAsia="Times New Roman" w:hAnsi="Arial" w:cs="Arial"/>
+          <w:b/>
+          <w:color w:val="000000"/>
+          <w:kern w:val="2"/>
+          <w:sz w:val="19"/>
+          <w:szCs w:val="24"/>
+        </w:rPr>
+        <w:t>custom.Tenedor</w:t>
+      </w:r>
+      <w:proofErr w:type="spellEnd"/>
+      <w:r>
+        <w:rPr>
+          <w:rFonts w:ascii="Arial" w:eastAsia="Times New Roman" w:hAnsi="Arial" w:cs="Arial"/>
+          <w:b/>
+          <w:color w:val="000000"/>
+          <w:kern w:val="2"/>
+          <w:sz w:val="19"/>
+          <w:szCs w:val="24"/>
+        </w:rPr>
+        <w:t>}</w:t>
       </w:r>
     </w:p>
     <w:p>
@@ -987,7 +1107,29 @@
           <w:sz w:val="19"/>
           <w:szCs w:val="24"/>
         </w:rPr>
-        <w:t>{custom.FechaActualTextoMin}</w:t>
+        <w:t>{</w:t>
+      </w:r>
+      <w:proofErr w:type="spellStart"/>
+      <w:r>
+        <w:rPr>
+          <w:rFonts w:ascii="Arial" w:eastAsia="Times New Roman" w:hAnsi="Arial" w:cs="Arial"/>
+          <w:color w:val="000000"/>
+          <w:kern w:val="2"/>
+          <w:sz w:val="19"/>
+          <w:szCs w:val="24"/>
+        </w:rPr>
+        <w:t>custom.FechaActualTextoMin</w:t>
+      </w:r>
+      <w:proofErr w:type="spellEnd"/>
+      <w:r>
+        <w:rPr>
+          <w:rFonts w:ascii="Arial" w:eastAsia="Times New Roman" w:hAnsi="Arial" w:cs="Arial"/>
+          <w:color w:val="000000"/>
+          <w:kern w:val="2"/>
+          <w:sz w:val="19"/>
+          <w:szCs w:val="24"/>
+        </w:rPr>
+        <w:t>}</w:t>
       </w:r>
     </w:p>
     <w:p>
@@ -1439,7 +1581,29 @@
           <w:sz w:val="19"/>
           <w:szCs w:val="24"/>
         </w:rPr>
-        <w:t xml:space="preserve">surge una vez esté ejecutoriada la Resolución mediante la cual el Tribunal Administrativo de Contrataciones Públicas resuelva o ponga fin a la litis, ya sea por desición de fondo, desistimiento del a pretensión o declaratoria de caducidad, ordenándose el endoso de la presente garantía a favor del Tesoro Nacional; salvo que en dicha Resolución, el Tribunal determine que la actuación del </w:t>
+        <w:t xml:space="preserve">surge una vez esté ejecutoriada la Resolución mediante la cual el Tribunal Administrativo de Contrataciones Públicas resuelva o ponga fin a la litis, ya sea por </w:t>
+      </w:r>
+      <w:proofErr w:type="spellStart"/>
+      <w:r>
+        <w:rPr>
+          <w:rFonts w:ascii="Arial" w:eastAsia="Times New Roman" w:hAnsi="Arial" w:cs="Arial"/>
+          <w:color w:val="000000"/>
+          <w:kern w:val="2"/>
+          <w:sz w:val="19"/>
+          <w:szCs w:val="24"/>
+        </w:rPr>
+        <w:t>desición</w:t>
+      </w:r>
+      <w:proofErr w:type="spellEnd"/>
+      <w:r>
+        <w:rPr>
+          <w:rFonts w:ascii="Arial" w:eastAsia="Times New Roman" w:hAnsi="Arial" w:cs="Arial"/>
+          <w:color w:val="000000"/>
+          <w:kern w:val="2"/>
+          <w:sz w:val="19"/>
+          <w:szCs w:val="24"/>
+        </w:rPr>
+        <w:t xml:space="preserve"> de fondo, desistimiento del a pretensión o declaratoria de caducidad, ordenándose el endoso de la presente garantía a favor del Tesoro Nacional; salvo que en dicha Resolución, el Tribunal determine que la actuación del </w:t>
       </w:r>
       <w:r>
         <w:rPr>
@@ -1626,7 +1790,29 @@
           <w:sz w:val="19"/>
           <w:szCs w:val="24"/>
         </w:rPr>
-        <w:t>, previo endoso de Tribunal Administrativo de Contrataciones Públicas, a través de las instncias correspondientes.</w:t>
+        <w:t xml:space="preserve">, previo endoso de Tribunal Administrativo de Contrataciones Públicas, a través de las </w:t>
+      </w:r>
+      <w:proofErr w:type="spellStart"/>
+      <w:r>
+        <w:rPr>
+          <w:rFonts w:ascii="Arial" w:eastAsia="Times New Roman" w:hAnsi="Arial" w:cs="Arial"/>
+          <w:color w:val="000000"/>
+          <w:kern w:val="2"/>
+          <w:sz w:val="19"/>
+          <w:szCs w:val="24"/>
+        </w:rPr>
+        <w:t>instncias</w:t>
+      </w:r>
+      <w:proofErr w:type="spellEnd"/>
+      <w:r>
+        <w:rPr>
+          <w:rFonts w:ascii="Arial" w:eastAsia="Times New Roman" w:hAnsi="Arial" w:cs="Arial"/>
+          <w:color w:val="000000"/>
+          <w:kern w:val="2"/>
+          <w:sz w:val="19"/>
+          <w:szCs w:val="24"/>
+        </w:rPr>
+        <w:t xml:space="preserve"> correspondientes.</w:t>
       </w:r>
     </w:p>
     <w:p>
@@ -1834,7 +2020,29 @@
           <w:szCs w:val="24"/>
         </w:rPr>
         <w:tab/>
-        <w:t xml:space="preserve">Que posee la suficiente solvencia económica para garantizar el cumplimiento de la obligación contraida en nombre del </w:t>
+        <w:t xml:space="preserve">Que posee la suficiente solvencia económica para garantizar el cumplimiento de la obligación </w:t>
+      </w:r>
+      <w:proofErr w:type="spellStart"/>
+      <w:r>
+        <w:rPr>
+          <w:rFonts w:ascii="Arial" w:eastAsia="Times New Roman" w:hAnsi="Arial" w:cs="Arial"/>
+          <w:color w:val="000000"/>
+          <w:kern w:val="2"/>
+          <w:sz w:val="19"/>
+          <w:szCs w:val="24"/>
+        </w:rPr>
+        <w:t>contraida</w:t>
+      </w:r>
+      <w:proofErr w:type="spellEnd"/>
+      <w:r>
+        <w:rPr>
+          <w:rFonts w:ascii="Arial" w:eastAsia="Times New Roman" w:hAnsi="Arial" w:cs="Arial"/>
+          <w:color w:val="000000"/>
+          <w:kern w:val="2"/>
+          <w:sz w:val="19"/>
+          <w:szCs w:val="24"/>
+        </w:rPr>
+        <w:t xml:space="preserve"> en nombre del </w:t>
       </w:r>
       <w:r>
         <w:rPr>
@@ -2091,7 +2299,29 @@
           <w:szCs w:val="24"/>
         </w:rPr>
         <w:tab/>
-        <w:t>Que acepta y expresa estar obligada al pago total de la suma garantizada como límite máximo de responsabilidad, conforme a lo ordenado por el  Tribunal Administrativo de Contrataciones Públicas mediante resolución, que será notificada a través del sistema Electrónico de Contrataciones Públicas "PanamáCompra" y que se fijará en el tablero de anuncios del Tribunal.</w:t>
+        <w:t>Que acepta y expresa estar obligada al pago total de la suma garantizada como límite máximo de responsabilidad, conforme a lo ordenado por el  Tribunal Administrativo de Contrataciones Públicas mediante resolución, que será notificada a través del sistema Electrónico de Contrataciones Públicas "</w:t>
+      </w:r>
+      <w:proofErr w:type="spellStart"/>
+      <w:r>
+        <w:rPr>
+          <w:rFonts w:ascii="Arial" w:eastAsia="Times New Roman" w:hAnsi="Arial" w:cs="Arial"/>
+          <w:color w:val="000000"/>
+          <w:kern w:val="2"/>
+          <w:sz w:val="19"/>
+          <w:szCs w:val="24"/>
+        </w:rPr>
+        <w:t>PanamáCompra</w:t>
+      </w:r>
+      <w:proofErr w:type="spellEnd"/>
+      <w:r>
+        <w:rPr>
+          <w:rFonts w:ascii="Arial" w:eastAsia="Times New Roman" w:hAnsi="Arial" w:cs="Arial"/>
+          <w:color w:val="000000"/>
+          <w:kern w:val="2"/>
+          <w:sz w:val="19"/>
+          <w:szCs w:val="24"/>
+        </w:rPr>
+        <w:t>" y que se fijará en el tablero de anuncios del Tribunal.</w:t>
       </w:r>
     </w:p>
     <w:p>

--- a/Reportes/FJ_GarantiaJ_OAJ315.docx
+++ b/Reportes/FJ_GarantiaJ_OAJ315.docx
@@ -54,6 +54,7 @@
         <w:t>{</w:t>
       </w:r>
       <w:proofErr w:type="spellStart"/>
+      <w:proofErr w:type="gramStart"/>
       <w:r>
         <w:rPr>
           <w:rFonts w:ascii="Arial" w:eastAsia="Times New Roman" w:hAnsi="Arial" w:cs="Arial"/>
@@ -66,6 +67,7 @@
         <w:t>custom.NumeroFianza</w:t>
       </w:r>
       <w:proofErr w:type="spellEnd"/>
+      <w:proofErr w:type="gramEnd"/>
       <w:r>
         <w:rPr>
           <w:rFonts w:ascii="Arial" w:eastAsia="Times New Roman" w:hAnsi="Arial" w:cs="Arial"/>
@@ -130,6 +132,7 @@
         <w:t>{</w:t>
       </w:r>
       <w:proofErr w:type="spellStart"/>
+      <w:proofErr w:type="gramStart"/>
       <w:r>
         <w:rPr>
           <w:rFonts w:ascii="Arial" w:eastAsia="Times New Roman" w:hAnsi="Arial" w:cs="Arial"/>
@@ -142,6 +145,7 @@
         <w:t>custom.Tenedor</w:t>
       </w:r>
       <w:proofErr w:type="spellEnd"/>
+      <w:proofErr w:type="gramEnd"/>
       <w:r>
         <w:rPr>
           <w:rFonts w:ascii="Arial" w:eastAsia="Times New Roman" w:hAnsi="Arial" w:cs="Arial"/>
@@ -156,7 +160,7 @@
     </w:p>
     <w:p>
       <w:pPr>
-        <w:framePr w:w="6653" w:h="216" w:hRule="exact" w:wrap="auto" w:vAnchor="page" w:hAnchor="page" w:x="4734" w:y="2659"/>
+        <w:framePr w:w="6651" w:h="215" w:hRule="exact" w:wrap="notBeside" w:vAnchor="page" w:hAnchor="page" w:x="4735" w:y="2660" w:anchorLock="1"/>
         <w:widowControl w:val="0"/>
         <w:tabs>
           <w:tab w:val="left" w:pos="360"/>
@@ -206,6 +210,7 @@
         <w:t>{</w:t>
       </w:r>
       <w:proofErr w:type="spellStart"/>
+      <w:proofErr w:type="gramStart"/>
       <w:r>
         <w:rPr>
           <w:rFonts w:ascii="Arial" w:eastAsia="Times New Roman" w:hAnsi="Arial" w:cs="Arial"/>
@@ -218,6 +223,7 @@
         <w:t>custom.AFavor</w:t>
       </w:r>
       <w:proofErr w:type="spellEnd"/>
+      <w:proofErr w:type="gramEnd"/>
       <w:r>
         <w:rPr>
           <w:rFonts w:ascii="Arial" w:eastAsia="Times New Roman" w:hAnsi="Arial" w:cs="Arial"/>
@@ -376,15 +382,27 @@
           <w:szCs w:val="24"/>
         </w:rPr>
       </w:pPr>
-      <w:r>
-        <w:rPr>
-          <w:rFonts w:ascii="Arial" w:eastAsia="Times New Roman" w:hAnsi="Arial" w:cs="Arial"/>
-          <w:color w:val="000000"/>
-          <w:kern w:val="2"/>
-          <w:sz w:val="19"/>
-          <w:szCs w:val="24"/>
-        </w:rPr>
-        <w:t xml:space="preserve">FIADO : </w:t>
+      <w:proofErr w:type="gramStart"/>
+      <w:r>
+        <w:rPr>
+          <w:rFonts w:ascii="Arial" w:eastAsia="Times New Roman" w:hAnsi="Arial" w:cs="Arial"/>
+          <w:color w:val="000000"/>
+          <w:kern w:val="2"/>
+          <w:sz w:val="19"/>
+          <w:szCs w:val="24"/>
+        </w:rPr>
+        <w:t>FIADO :</w:t>
+      </w:r>
+      <w:proofErr w:type="gramEnd"/>
+      <w:r>
+        <w:rPr>
+          <w:rFonts w:ascii="Arial" w:eastAsia="Times New Roman" w:hAnsi="Arial" w:cs="Arial"/>
+          <w:color w:val="000000"/>
+          <w:kern w:val="2"/>
+          <w:sz w:val="19"/>
+          <w:szCs w:val="24"/>
+        </w:rPr>
+        <w:t xml:space="preserve"> </w:t>
       </w:r>
     </w:p>
     <w:p>
@@ -648,6 +666,7 @@
         <w:t>{</w:t>
       </w:r>
       <w:proofErr w:type="spellStart"/>
+      <w:proofErr w:type="gramStart"/>
       <w:r>
         <w:rPr>
           <w:rFonts w:ascii="Arial" w:eastAsia="Times New Roman" w:hAnsi="Arial" w:cs="Arial"/>
@@ -660,6 +679,7 @@
         <w:t>custom.SumaTextoTotal</w:t>
       </w:r>
       <w:proofErr w:type="spellEnd"/>
+      <w:proofErr w:type="gramEnd"/>
       <w:r>
         <w:rPr>
           <w:rFonts w:ascii="Arial" w:eastAsia="Times New Roman" w:hAnsi="Arial" w:cs="Arial"/>
@@ -959,6 +979,7 @@
         <w:t>{</w:t>
       </w:r>
       <w:proofErr w:type="spellStart"/>
+      <w:proofErr w:type="gramStart"/>
       <w:r>
         <w:rPr>
           <w:rFonts w:ascii="Arial" w:eastAsia="Times New Roman" w:hAnsi="Arial" w:cs="Arial"/>
@@ -971,6 +992,7 @@
         <w:t>custom.Tenedor</w:t>
       </w:r>
       <w:proofErr w:type="spellEnd"/>
+      <w:proofErr w:type="gramEnd"/>
       <w:r>
         <w:rPr>
           <w:rFonts w:ascii="Arial" w:eastAsia="Times New Roman" w:hAnsi="Arial" w:cs="Arial"/>
@@ -1110,6 +1132,7 @@
         <w:t>{</w:t>
       </w:r>
       <w:proofErr w:type="spellStart"/>
+      <w:proofErr w:type="gramStart"/>
       <w:r>
         <w:rPr>
           <w:rFonts w:ascii="Arial" w:eastAsia="Times New Roman" w:hAnsi="Arial" w:cs="Arial"/>
@@ -1121,6 +1144,7 @@
         <w:t>custom.FechaActualTextoMin</w:t>
       </w:r>
       <w:proofErr w:type="spellEnd"/>
+      <w:proofErr w:type="gramEnd"/>
       <w:r>
         <w:rPr>
           <w:rFonts w:ascii="Arial" w:eastAsia="Times New Roman" w:hAnsi="Arial" w:cs="Arial"/>
@@ -1131,10 +1155,20 @@
         </w:rPr>
         <w:t>}</w:t>
       </w:r>
-    </w:p>
-    <w:p>
-      <w:pPr>
-        <w:framePr w:w="11355" w:h="510" w:hRule="exact" w:wrap="auto" w:vAnchor="page" w:hAnchor="page" w:x="446" w:y="11569"/>
+      <w:r>
+        <w:rPr>
+          <w:rFonts w:ascii="Arial" w:eastAsia="Times New Roman" w:hAnsi="Arial" w:cs="Arial"/>
+          <w:color w:val="000000"/>
+          <w:kern w:val="2"/>
+          <w:sz w:val="19"/>
+          <w:szCs w:val="24"/>
+        </w:rPr>
+        <w:t>.</w:t>
+      </w:r>
+    </w:p>
+    <w:p>
+      <w:pPr>
+        <w:framePr w:w="11271" w:h="8101" w:hRule="exact" w:wrap="auto" w:vAnchor="page" w:hAnchor="page" w:x="451" w:y="3437"/>
         <w:widowControl w:val="0"/>
         <w:tabs>
           <w:tab w:val="left" w:pos="360"/>
@@ -1182,6 +1216,69 @@
           <w:szCs w:val="24"/>
         </w:rPr>
       </w:pPr>
+      <w:r>
+        <w:rPr>
+          <w:rFonts w:ascii="Arial" w:eastAsia="Times New Roman" w:hAnsi="Arial" w:cs="Arial"/>
+          <w:b/>
+          <w:color w:val="000000"/>
+          <w:kern w:val="2"/>
+          <w:sz w:val="19"/>
+          <w:szCs w:val="24"/>
+        </w:rPr>
+        <w:t>OBJETO:</w:t>
+      </w:r>
+      <w:r>
+        <w:rPr>
+          <w:rFonts w:ascii="Arial" w:eastAsia="Times New Roman" w:hAnsi="Arial" w:cs="Arial"/>
+          <w:color w:val="000000"/>
+          <w:kern w:val="2"/>
+          <w:sz w:val="19"/>
+          <w:szCs w:val="24"/>
+        </w:rPr>
+        <w:t xml:space="preserve"> </w:t>
+      </w:r>
+      <w:r>
+        <w:rPr>
+          <w:rFonts w:ascii="Arial" w:eastAsia="Times New Roman" w:hAnsi="Arial" w:cs="Arial"/>
+          <w:b/>
+          <w:color w:val="000000"/>
+          <w:kern w:val="2"/>
+          <w:sz w:val="19"/>
+          <w:szCs w:val="24"/>
+        </w:rPr>
+        <w:t>La FIADORA</w:t>
+      </w:r>
+      <w:r>
+        <w:rPr>
+          <w:rFonts w:ascii="Arial" w:eastAsia="Times New Roman" w:hAnsi="Arial" w:cs="Arial"/>
+          <w:color w:val="000000"/>
+          <w:kern w:val="2"/>
+          <w:sz w:val="19"/>
+          <w:szCs w:val="24"/>
+        </w:rPr>
+        <w:t xml:space="preserve"> garantiza el resarcimiento de los perjuicios y las lesiones que se le pudieran causar al interés público, en caso de que a juicio del Tribunal de la causa, se determine que el </w:t>
+      </w:r>
+      <w:r>
+        <w:rPr>
+          <w:rFonts w:ascii="Arial" w:eastAsia="Times New Roman" w:hAnsi="Arial" w:cs="Arial"/>
+          <w:b/>
+          <w:color w:val="000000"/>
+          <w:kern w:val="2"/>
+          <w:sz w:val="19"/>
+          <w:szCs w:val="24"/>
+        </w:rPr>
+        <w:t xml:space="preserve">FIADO </w:t>
+      </w:r>
+      <w:r>
+        <w:rPr>
+          <w:rFonts w:ascii="Arial" w:eastAsia="Times New Roman" w:hAnsi="Arial" w:cs="Arial"/>
+          <w:color w:val="000000"/>
+          <w:kern w:val="2"/>
+          <w:sz w:val="19"/>
+          <w:szCs w:val="24"/>
+        </w:rPr>
+        <w:t>ejerció el recurso de impugnación de manera temeraria o con el propósito de dilatar la tramitación del proceso de contratación pública objeto del recurso, por el límite máximo de responsabilidad.</w:t>
+      </w:r>
     </w:p>
     <w:p>
       <w:pPr>
@@ -1233,69 +1330,6 @@
           <w:szCs w:val="24"/>
         </w:rPr>
       </w:pPr>
-      <w:r>
-        <w:rPr>
-          <w:rFonts w:ascii="Arial" w:eastAsia="Times New Roman" w:hAnsi="Arial" w:cs="Arial"/>
-          <w:b/>
-          <w:color w:val="000000"/>
-          <w:kern w:val="2"/>
-          <w:sz w:val="19"/>
-          <w:szCs w:val="24"/>
-        </w:rPr>
-        <w:t>OBJETO:</w:t>
-      </w:r>
-      <w:r>
-        <w:rPr>
-          <w:rFonts w:ascii="Arial" w:eastAsia="Times New Roman" w:hAnsi="Arial" w:cs="Arial"/>
-          <w:color w:val="000000"/>
-          <w:kern w:val="2"/>
-          <w:sz w:val="19"/>
-          <w:szCs w:val="24"/>
-        </w:rPr>
-        <w:t xml:space="preserve"> </w:t>
-      </w:r>
-      <w:r>
-        <w:rPr>
-          <w:rFonts w:ascii="Arial" w:eastAsia="Times New Roman" w:hAnsi="Arial" w:cs="Arial"/>
-          <w:b/>
-          <w:color w:val="000000"/>
-          <w:kern w:val="2"/>
-          <w:sz w:val="19"/>
-          <w:szCs w:val="24"/>
-        </w:rPr>
-        <w:t>La FIADORA</w:t>
-      </w:r>
-      <w:r>
-        <w:rPr>
-          <w:rFonts w:ascii="Arial" w:eastAsia="Times New Roman" w:hAnsi="Arial" w:cs="Arial"/>
-          <w:color w:val="000000"/>
-          <w:kern w:val="2"/>
-          <w:sz w:val="19"/>
-          <w:szCs w:val="24"/>
-        </w:rPr>
-        <w:t xml:space="preserve"> garantiza el resarcimiento de los perjuicios y las lesiones que se le pudieran causar al interés público, en caso de que a juicio del Tribunal de la causa, se determine que el </w:t>
-      </w:r>
-      <w:r>
-        <w:rPr>
-          <w:rFonts w:ascii="Arial" w:eastAsia="Times New Roman" w:hAnsi="Arial" w:cs="Arial"/>
-          <w:b/>
-          <w:color w:val="000000"/>
-          <w:kern w:val="2"/>
-          <w:sz w:val="19"/>
-          <w:szCs w:val="24"/>
-        </w:rPr>
-        <w:t xml:space="preserve">FIADO </w:t>
-      </w:r>
-      <w:r>
-        <w:rPr>
-          <w:rFonts w:ascii="Arial" w:eastAsia="Times New Roman" w:hAnsi="Arial" w:cs="Arial"/>
-          <w:color w:val="000000"/>
-          <w:kern w:val="2"/>
-          <w:sz w:val="19"/>
-          <w:szCs w:val="24"/>
-        </w:rPr>
-        <w:t>ejerció el recurso de impugnación de manera temeraria o con el propósito de dilatar la tramitación del proceso de contratación pública objeto del recurso, por el límite máximo de responsabilidad.</w:t>
-      </w:r>
     </w:p>
     <w:p>
       <w:pPr>
@@ -1347,6 +1381,27 @@
           <w:szCs w:val="24"/>
         </w:rPr>
       </w:pPr>
+      <w:r>
+        <w:rPr>
+          <w:rFonts w:ascii="Arial" w:eastAsia="Times New Roman" w:hAnsi="Arial" w:cs="Arial"/>
+          <w:b/>
+          <w:color w:val="000000"/>
+          <w:kern w:val="2"/>
+          <w:sz w:val="19"/>
+          <w:szCs w:val="24"/>
+        </w:rPr>
+        <w:t>VIGENCIA:</w:t>
+      </w:r>
+      <w:r>
+        <w:rPr>
+          <w:rFonts w:ascii="Arial" w:eastAsia="Times New Roman" w:hAnsi="Arial" w:cs="Arial"/>
+          <w:color w:val="000000"/>
+          <w:kern w:val="2"/>
+          <w:sz w:val="19"/>
+          <w:szCs w:val="24"/>
+        </w:rPr>
+        <w:t xml:space="preserve"> Esta fianza permanecerá vigente por un (1) año a partir de la presentación del recurso de impugnación ante el Tribunal Administrativo de Contrataciones Públicas. En todos los casos, Tribunal Administrativo de Contrataciones Públicas, deberá ordenar de forma inmediata, la devolución de la fianza al recurrente , su depósito, o su ejecución a favor del Tesoro Nacional, según corresponda.</w:t>
+      </w:r>
     </w:p>
     <w:p>
       <w:pPr>
@@ -1398,27 +1453,6 @@
           <w:szCs w:val="24"/>
         </w:rPr>
       </w:pPr>
-      <w:r>
-        <w:rPr>
-          <w:rFonts w:ascii="Arial" w:eastAsia="Times New Roman" w:hAnsi="Arial" w:cs="Arial"/>
-          <w:b/>
-          <w:color w:val="000000"/>
-          <w:kern w:val="2"/>
-          <w:sz w:val="19"/>
-          <w:szCs w:val="24"/>
-        </w:rPr>
-        <w:t>VIGENCIA:</w:t>
-      </w:r>
-      <w:r>
-        <w:rPr>
-          <w:rFonts w:ascii="Arial" w:eastAsia="Times New Roman" w:hAnsi="Arial" w:cs="Arial"/>
-          <w:color w:val="000000"/>
-          <w:kern w:val="2"/>
-          <w:sz w:val="19"/>
-          <w:szCs w:val="24"/>
-        </w:rPr>
-        <w:t xml:space="preserve"> Esta fianza permanecerá vigente por un (1) año a partir de la presentación del recurso de impugnación ante el Tribunal Administrativo de Contrataciones Públicas. En todos los casos, Tribunal Administrativo de Contrataciones Públicas, deberá ordenar de forma inmediata, la devolución de la fianza al recurrente , su depósito, o su ejecución a favor del Tesoro Nacional, según corresponda.</w:t>
-      </w:r>
     </w:p>
     <w:p>
       <w:pPr>
@@ -1470,6 +1504,111 @@
           <w:szCs w:val="24"/>
         </w:rPr>
       </w:pPr>
+      <w:r>
+        <w:rPr>
+          <w:rFonts w:ascii="Arial" w:eastAsia="Times New Roman" w:hAnsi="Arial" w:cs="Arial"/>
+          <w:b/>
+          <w:color w:val="000000"/>
+          <w:kern w:val="2"/>
+          <w:sz w:val="19"/>
+          <w:szCs w:val="24"/>
+        </w:rPr>
+        <w:t>EFECTIVIDAD DE LA GARANTÍA:</w:t>
+      </w:r>
+      <w:r>
+        <w:rPr>
+          <w:rFonts w:ascii="Arial" w:eastAsia="Times New Roman" w:hAnsi="Arial" w:cs="Arial"/>
+          <w:color w:val="000000"/>
+          <w:kern w:val="2"/>
+          <w:sz w:val="19"/>
+          <w:szCs w:val="24"/>
+        </w:rPr>
+        <w:t xml:space="preserve"> La obligación de </w:t>
+      </w:r>
+      <w:r>
+        <w:rPr>
+          <w:rFonts w:ascii="Arial" w:eastAsia="Times New Roman" w:hAnsi="Arial" w:cs="Arial"/>
+          <w:color w:val="000000"/>
+          <w:kern w:val="2"/>
+          <w:sz w:val="19"/>
+          <w:szCs w:val="24"/>
+        </w:rPr>
+        <w:t>satisfacer</w:t>
+      </w:r>
+      <w:r>
+        <w:rPr>
+          <w:rFonts w:ascii="Arial" w:eastAsia="Times New Roman" w:hAnsi="Arial" w:cs="Arial"/>
+          <w:color w:val="000000"/>
+          <w:kern w:val="2"/>
+          <w:sz w:val="19"/>
+          <w:szCs w:val="24"/>
+        </w:rPr>
+        <w:t xml:space="preserve"> la garantía otorgada por la </w:t>
+      </w:r>
+      <w:r>
+        <w:rPr>
+          <w:rFonts w:ascii="Arial" w:eastAsia="Times New Roman" w:hAnsi="Arial" w:cs="Arial"/>
+          <w:b/>
+          <w:color w:val="000000"/>
+          <w:kern w:val="2"/>
+          <w:sz w:val="19"/>
+          <w:szCs w:val="24"/>
+        </w:rPr>
+        <w:t xml:space="preserve">FIADORA </w:t>
+      </w:r>
+      <w:r>
+        <w:rPr>
+          <w:rFonts w:ascii="Arial" w:eastAsia="Times New Roman" w:hAnsi="Arial" w:cs="Arial"/>
+          <w:color w:val="000000"/>
+          <w:kern w:val="2"/>
+          <w:sz w:val="19"/>
+          <w:szCs w:val="24"/>
+        </w:rPr>
+        <w:t xml:space="preserve">surge una vez esté ejecutoriada la Resolución mediante la cual el Tribunal Administrativo de Contrataciones Públicas resuelva o ponga fin a la litis, ya sea por </w:t>
+      </w:r>
+      <w:proofErr w:type="spellStart"/>
+      <w:r>
+        <w:rPr>
+          <w:rFonts w:ascii="Arial" w:eastAsia="Times New Roman" w:hAnsi="Arial" w:cs="Arial"/>
+          <w:color w:val="000000"/>
+          <w:kern w:val="2"/>
+          <w:sz w:val="19"/>
+          <w:szCs w:val="24"/>
+        </w:rPr>
+        <w:t>desición</w:t>
+      </w:r>
+      <w:proofErr w:type="spellEnd"/>
+      <w:r>
+        <w:rPr>
+          <w:rFonts w:ascii="Arial" w:eastAsia="Times New Roman" w:hAnsi="Arial" w:cs="Arial"/>
+          <w:color w:val="000000"/>
+          <w:kern w:val="2"/>
+          <w:sz w:val="19"/>
+          <w:szCs w:val="24"/>
+        </w:rPr>
+        <w:t xml:space="preserve"> de fondo, desistimiento del a pretensión o declaratoria de caducidad, ordenándose el endoso de la presente garantía a favor del Tesoro Nacional; salvo que en dicha Resolución, el Tribunal determine que la actuación del </w:t>
+      </w:r>
+      <w:r>
+        <w:rPr>
+          <w:rFonts w:ascii="Arial" w:eastAsia="Times New Roman" w:hAnsi="Arial" w:cs="Arial"/>
+          <w:b/>
+          <w:color w:val="000000"/>
+          <w:kern w:val="2"/>
+          <w:sz w:val="19"/>
+          <w:szCs w:val="24"/>
+        </w:rPr>
+        <w:t xml:space="preserve">FIADO </w:t>
+      </w:r>
+      <w:r>
+        <w:rPr>
+          <w:rFonts w:ascii="Arial" w:eastAsia="Times New Roman" w:hAnsi="Arial" w:cs="Arial"/>
+          <w:color w:val="000000"/>
+          <w:kern w:val="2"/>
+          <w:sz w:val="19"/>
+          <w:szCs w:val="24"/>
+        </w:rPr>
+        <w:t>(RECURRENTE) no fue de mala fe ni temeraria.</w:t>
+      </w:r>
     </w:p>
     <w:p>
       <w:pPr>
@@ -1521,111 +1660,6 @@
           <w:szCs w:val="24"/>
         </w:rPr>
       </w:pPr>
-      <w:r>
-        <w:rPr>
-          <w:rFonts w:ascii="Arial" w:eastAsia="Times New Roman" w:hAnsi="Arial" w:cs="Arial"/>
-          <w:b/>
-          <w:color w:val="000000"/>
-          <w:kern w:val="2"/>
-          <w:sz w:val="19"/>
-          <w:szCs w:val="24"/>
-        </w:rPr>
-        <w:t>EFECTIVIDAD DE LA GARANTÍA:</w:t>
-      </w:r>
-      <w:r>
-        <w:rPr>
-          <w:rFonts w:ascii="Arial" w:eastAsia="Times New Roman" w:hAnsi="Arial" w:cs="Arial"/>
-          <w:color w:val="000000"/>
-          <w:kern w:val="2"/>
-          <w:sz w:val="19"/>
-          <w:szCs w:val="24"/>
-        </w:rPr>
-        <w:t xml:space="preserve"> La obligación de </w:t>
-      </w:r>
-      <w:r>
-        <w:rPr>
-          <w:rFonts w:ascii="Arial" w:eastAsia="Times New Roman" w:hAnsi="Arial" w:cs="Arial"/>
-          <w:color w:val="000000"/>
-          <w:kern w:val="2"/>
-          <w:sz w:val="19"/>
-          <w:szCs w:val="24"/>
-        </w:rPr>
-        <w:t>satisfacer</w:t>
-      </w:r>
-      <w:r>
-        <w:rPr>
-          <w:rFonts w:ascii="Arial" w:eastAsia="Times New Roman" w:hAnsi="Arial" w:cs="Arial"/>
-          <w:color w:val="000000"/>
-          <w:kern w:val="2"/>
-          <w:sz w:val="19"/>
-          <w:szCs w:val="24"/>
-        </w:rPr>
-        <w:t xml:space="preserve"> la garantía otorgada por la </w:t>
-      </w:r>
-      <w:r>
-        <w:rPr>
-          <w:rFonts w:ascii="Arial" w:eastAsia="Times New Roman" w:hAnsi="Arial" w:cs="Arial"/>
-          <w:b/>
-          <w:color w:val="000000"/>
-          <w:kern w:val="2"/>
-          <w:sz w:val="19"/>
-          <w:szCs w:val="24"/>
-        </w:rPr>
-        <w:t xml:space="preserve">FIADORA </w:t>
-      </w:r>
-      <w:r>
-        <w:rPr>
-          <w:rFonts w:ascii="Arial" w:eastAsia="Times New Roman" w:hAnsi="Arial" w:cs="Arial"/>
-          <w:color w:val="000000"/>
-          <w:kern w:val="2"/>
-          <w:sz w:val="19"/>
-          <w:szCs w:val="24"/>
-        </w:rPr>
-        <w:t xml:space="preserve">surge una vez esté ejecutoriada la Resolución mediante la cual el Tribunal Administrativo de Contrataciones Públicas resuelva o ponga fin a la litis, ya sea por </w:t>
-      </w:r>
-      <w:proofErr w:type="spellStart"/>
-      <w:r>
-        <w:rPr>
-          <w:rFonts w:ascii="Arial" w:eastAsia="Times New Roman" w:hAnsi="Arial" w:cs="Arial"/>
-          <w:color w:val="000000"/>
-          <w:kern w:val="2"/>
-          <w:sz w:val="19"/>
-          <w:szCs w:val="24"/>
-        </w:rPr>
-        <w:t>desición</w:t>
-      </w:r>
-      <w:proofErr w:type="spellEnd"/>
-      <w:r>
-        <w:rPr>
-          <w:rFonts w:ascii="Arial" w:eastAsia="Times New Roman" w:hAnsi="Arial" w:cs="Arial"/>
-          <w:color w:val="000000"/>
-          <w:kern w:val="2"/>
-          <w:sz w:val="19"/>
-          <w:szCs w:val="24"/>
-        </w:rPr>
-        <w:t xml:space="preserve"> de fondo, desistimiento del a pretensión o declaratoria de caducidad, ordenándose el endoso de la presente garantía a favor del Tesoro Nacional; salvo que en dicha Resolución, el Tribunal determine que la actuación del </w:t>
-      </w:r>
-      <w:r>
-        <w:rPr>
-          <w:rFonts w:ascii="Arial" w:eastAsia="Times New Roman" w:hAnsi="Arial" w:cs="Arial"/>
-          <w:b/>
-          <w:color w:val="000000"/>
-          <w:kern w:val="2"/>
-          <w:sz w:val="19"/>
-          <w:szCs w:val="24"/>
-        </w:rPr>
-        <w:t xml:space="preserve">FIADO </w:t>
-      </w:r>
-      <w:r>
-        <w:rPr>
-          <w:rFonts w:ascii="Arial" w:eastAsia="Times New Roman" w:hAnsi="Arial" w:cs="Arial"/>
-          <w:color w:val="000000"/>
-          <w:kern w:val="2"/>
-          <w:sz w:val="19"/>
-          <w:szCs w:val="24"/>
-        </w:rPr>
-        <w:t>(RECURRENTE) no fue de mala fe ni temeraria.</w:t>
-      </w:r>
     </w:p>
     <w:p>
       <w:pPr>
@@ -1677,6 +1711,92 @@
           <w:szCs w:val="24"/>
         </w:rPr>
       </w:pPr>
+      <w:r>
+        <w:rPr>
+          <w:rFonts w:ascii="Arial" w:eastAsia="Times New Roman" w:hAnsi="Arial" w:cs="Arial"/>
+          <w:b/>
+          <w:color w:val="000000"/>
+          <w:kern w:val="2"/>
+          <w:sz w:val="19"/>
+          <w:szCs w:val="24"/>
+          <w:u w:val="single"/>
+        </w:rPr>
+        <w:t>TITULARIDAD DE DERECHOS:</w:t>
+      </w:r>
+      <w:r>
+        <w:rPr>
+          <w:rFonts w:ascii="Arial" w:eastAsia="Times New Roman" w:hAnsi="Arial" w:cs="Arial"/>
+          <w:color w:val="000000"/>
+          <w:kern w:val="2"/>
+          <w:sz w:val="19"/>
+          <w:szCs w:val="24"/>
+        </w:rPr>
+        <w:t xml:space="preserve"> Los derechos contra la </w:t>
+      </w:r>
+      <w:r>
+        <w:rPr>
+          <w:rFonts w:ascii="Arial" w:eastAsia="Times New Roman" w:hAnsi="Arial" w:cs="Arial"/>
+          <w:b/>
+          <w:color w:val="000000"/>
+          <w:kern w:val="2"/>
+          <w:sz w:val="19"/>
+          <w:szCs w:val="24"/>
+        </w:rPr>
+        <w:t>FIADORA</w:t>
+      </w:r>
+      <w:r>
+        <w:rPr>
+          <w:rFonts w:ascii="Arial" w:eastAsia="Times New Roman" w:hAnsi="Arial" w:cs="Arial"/>
+          <w:color w:val="000000"/>
+          <w:kern w:val="2"/>
+          <w:sz w:val="19"/>
+          <w:szCs w:val="24"/>
+        </w:rPr>
+        <w:t xml:space="preserve"> por razón de la presente fianza se harán efectivo a favor del </w:t>
+      </w:r>
+      <w:r>
+        <w:rPr>
+          <w:rFonts w:ascii="Arial" w:eastAsia="Times New Roman" w:hAnsi="Arial" w:cs="Arial"/>
+          <w:b/>
+          <w:color w:val="000000"/>
+          <w:kern w:val="2"/>
+          <w:sz w:val="19"/>
+          <w:szCs w:val="24"/>
+        </w:rPr>
+        <w:t>TESORO NACIONAL</w:t>
+      </w:r>
+      <w:r>
+        <w:rPr>
+          <w:rFonts w:ascii="Arial" w:eastAsia="Times New Roman" w:hAnsi="Arial" w:cs="Arial"/>
+          <w:color w:val="000000"/>
+          <w:kern w:val="2"/>
+          <w:sz w:val="19"/>
+          <w:szCs w:val="24"/>
+        </w:rPr>
+        <w:t xml:space="preserve">, previo endoso de Tribunal Administrativo de Contrataciones Públicas, a través de las </w:t>
+      </w:r>
+      <w:proofErr w:type="spellStart"/>
+      <w:r>
+        <w:rPr>
+          <w:rFonts w:ascii="Arial" w:eastAsia="Times New Roman" w:hAnsi="Arial" w:cs="Arial"/>
+          <w:color w:val="000000"/>
+          <w:kern w:val="2"/>
+          <w:sz w:val="19"/>
+          <w:szCs w:val="24"/>
+        </w:rPr>
+        <w:t>instncias</w:t>
+      </w:r>
+      <w:proofErr w:type="spellEnd"/>
+      <w:r>
+        <w:rPr>
+          <w:rFonts w:ascii="Arial" w:eastAsia="Times New Roman" w:hAnsi="Arial" w:cs="Arial"/>
+          <w:color w:val="000000"/>
+          <w:kern w:val="2"/>
+          <w:sz w:val="19"/>
+          <w:szCs w:val="24"/>
+        </w:rPr>
+        <w:t xml:space="preserve"> correspondientes.</w:t>
+      </w:r>
     </w:p>
     <w:p>
       <w:pPr>
@@ -1728,92 +1848,6 @@
           <w:szCs w:val="24"/>
         </w:rPr>
       </w:pPr>
-      <w:r>
-        <w:rPr>
-          <w:rFonts w:ascii="Arial" w:eastAsia="Times New Roman" w:hAnsi="Arial" w:cs="Arial"/>
-          <w:b/>
-          <w:color w:val="000000"/>
-          <w:kern w:val="2"/>
-          <w:sz w:val="19"/>
-          <w:szCs w:val="24"/>
-          <w:u w:val="single"/>
-        </w:rPr>
-        <w:t>TITULARIDAD DE DERECHOS:</w:t>
-      </w:r>
-      <w:r>
-        <w:rPr>
-          <w:rFonts w:ascii="Arial" w:eastAsia="Times New Roman" w:hAnsi="Arial" w:cs="Arial"/>
-          <w:color w:val="000000"/>
-          <w:kern w:val="2"/>
-          <w:sz w:val="19"/>
-          <w:szCs w:val="24"/>
-        </w:rPr>
-        <w:t xml:space="preserve"> Los derechos contra la </w:t>
-      </w:r>
-      <w:r>
-        <w:rPr>
-          <w:rFonts w:ascii="Arial" w:eastAsia="Times New Roman" w:hAnsi="Arial" w:cs="Arial"/>
-          <w:b/>
-          <w:color w:val="000000"/>
-          <w:kern w:val="2"/>
-          <w:sz w:val="19"/>
-          <w:szCs w:val="24"/>
-        </w:rPr>
-        <w:t>FIADORA</w:t>
-      </w:r>
-      <w:r>
-        <w:rPr>
-          <w:rFonts w:ascii="Arial" w:eastAsia="Times New Roman" w:hAnsi="Arial" w:cs="Arial"/>
-          <w:color w:val="000000"/>
-          <w:kern w:val="2"/>
-          <w:sz w:val="19"/>
-          <w:szCs w:val="24"/>
-        </w:rPr>
-        <w:t xml:space="preserve"> por razón de la presente fianza se harán efectivo a favor del </w:t>
-      </w:r>
-      <w:r>
-        <w:rPr>
-          <w:rFonts w:ascii="Arial" w:eastAsia="Times New Roman" w:hAnsi="Arial" w:cs="Arial"/>
-          <w:b/>
-          <w:color w:val="000000"/>
-          <w:kern w:val="2"/>
-          <w:sz w:val="19"/>
-          <w:szCs w:val="24"/>
-        </w:rPr>
-        <w:t>TESORO NACIONAL</w:t>
-      </w:r>
-      <w:r>
-        <w:rPr>
-          <w:rFonts w:ascii="Arial" w:eastAsia="Times New Roman" w:hAnsi="Arial" w:cs="Arial"/>
-          <w:color w:val="000000"/>
-          <w:kern w:val="2"/>
-          <w:sz w:val="19"/>
-          <w:szCs w:val="24"/>
-        </w:rPr>
-        <w:t xml:space="preserve">, previo endoso de Tribunal Administrativo de Contrataciones Públicas, a través de las </w:t>
-      </w:r>
-      <w:proofErr w:type="spellStart"/>
-      <w:r>
-        <w:rPr>
-          <w:rFonts w:ascii="Arial" w:eastAsia="Times New Roman" w:hAnsi="Arial" w:cs="Arial"/>
-          <w:color w:val="000000"/>
-          <w:kern w:val="2"/>
-          <w:sz w:val="19"/>
-          <w:szCs w:val="24"/>
-        </w:rPr>
-        <w:t>instncias</w:t>
-      </w:r>
-      <w:proofErr w:type="spellEnd"/>
-      <w:r>
-        <w:rPr>
-          <w:rFonts w:ascii="Arial" w:eastAsia="Times New Roman" w:hAnsi="Arial" w:cs="Arial"/>
-          <w:color w:val="000000"/>
-          <w:kern w:val="2"/>
-          <w:sz w:val="19"/>
-          <w:szCs w:val="24"/>
-        </w:rPr>
-        <w:t xml:space="preserve"> correspondientes.</w:t>
-      </w:r>
     </w:p>
     <w:p>
       <w:pPr>
@@ -1865,6 +1899,39 @@
           <w:szCs w:val="24"/>
         </w:rPr>
       </w:pPr>
+      <w:r>
+        <w:rPr>
+          <w:rFonts w:ascii="Arial" w:eastAsia="Times New Roman" w:hAnsi="Arial" w:cs="Arial"/>
+          <w:b/>
+          <w:color w:val="000000"/>
+          <w:kern w:val="2"/>
+          <w:sz w:val="19"/>
+          <w:szCs w:val="24"/>
+          <w:u w:val="single"/>
+        </w:rPr>
+        <w:t>DECLARACIÓN DE LA FIADORA Y/O BANCO:</w:t>
+      </w:r>
+      <w:r>
+        <w:rPr>
+          <w:rFonts w:ascii="Arial" w:eastAsia="Times New Roman" w:hAnsi="Arial" w:cs="Arial"/>
+          <w:b/>
+          <w:color w:val="000000"/>
+          <w:kern w:val="2"/>
+          <w:sz w:val="19"/>
+          <w:szCs w:val="24"/>
+        </w:rPr>
+        <w:t xml:space="preserve"> </w:t>
+      </w:r>
+      <w:r>
+        <w:rPr>
+          <w:rFonts w:ascii="Arial" w:eastAsia="Times New Roman" w:hAnsi="Arial" w:cs="Arial"/>
+          <w:color w:val="000000"/>
+          <w:kern w:val="2"/>
+          <w:sz w:val="19"/>
+          <w:szCs w:val="24"/>
+        </w:rPr>
+        <w:t>Quien emite la presente garantía declara:</w:t>
+      </w:r>
     </w:p>
     <w:p>
       <w:pPr>
@@ -1919,35 +1986,67 @@
       <w:r>
         <w:rPr>
           <w:rFonts w:ascii="Arial" w:eastAsia="Times New Roman" w:hAnsi="Arial" w:cs="Arial"/>
-          <w:b/>
-          <w:color w:val="000000"/>
-          <w:kern w:val="2"/>
-          <w:sz w:val="19"/>
-          <w:szCs w:val="24"/>
-          <w:u w:val="single"/>
-        </w:rPr>
-        <w:t>DECLARACIÓN DE LA FIADORA Y/O BANCO:</w:t>
-      </w:r>
-      <w:r>
-        <w:rPr>
-          <w:rFonts w:ascii="Arial" w:eastAsia="Times New Roman" w:hAnsi="Arial" w:cs="Arial"/>
-          <w:b/>
-          <w:color w:val="000000"/>
-          <w:kern w:val="2"/>
-          <w:sz w:val="19"/>
-          <w:szCs w:val="24"/>
-        </w:rPr>
-        <w:t xml:space="preserve"> </w:t>
-      </w:r>
-      <w:r>
-        <w:rPr>
-          <w:rFonts w:ascii="Arial" w:eastAsia="Times New Roman" w:hAnsi="Arial" w:cs="Arial"/>
-          <w:color w:val="000000"/>
-          <w:kern w:val="2"/>
-          <w:sz w:val="19"/>
-          <w:szCs w:val="24"/>
-        </w:rPr>
-        <w:t>Quien emite la presente garantía declara:</w:t>
+          <w:color w:val="000000"/>
+          <w:kern w:val="2"/>
+          <w:sz w:val="19"/>
+          <w:szCs w:val="24"/>
+        </w:rPr>
+        <w:tab/>
+        <w:t>a)</w:t>
+      </w:r>
+      <w:r>
+        <w:rPr>
+          <w:rFonts w:ascii="Arial" w:eastAsia="Times New Roman" w:hAnsi="Arial" w:cs="Arial"/>
+          <w:color w:val="000000"/>
+          <w:kern w:val="2"/>
+          <w:sz w:val="19"/>
+          <w:szCs w:val="24"/>
+        </w:rPr>
+        <w:tab/>
+        <w:t xml:space="preserve">Que posee la suficiente solvencia económica para garantizar el cumplimiento de la obligación </w:t>
+      </w:r>
+      <w:proofErr w:type="spellStart"/>
+      <w:r>
+        <w:rPr>
+          <w:rFonts w:ascii="Arial" w:eastAsia="Times New Roman" w:hAnsi="Arial" w:cs="Arial"/>
+          <w:color w:val="000000"/>
+          <w:kern w:val="2"/>
+          <w:sz w:val="19"/>
+          <w:szCs w:val="24"/>
+        </w:rPr>
+        <w:t>contraida</w:t>
+      </w:r>
+      <w:proofErr w:type="spellEnd"/>
+      <w:r>
+        <w:rPr>
+          <w:rFonts w:ascii="Arial" w:eastAsia="Times New Roman" w:hAnsi="Arial" w:cs="Arial"/>
+          <w:color w:val="000000"/>
+          <w:kern w:val="2"/>
+          <w:sz w:val="19"/>
+          <w:szCs w:val="24"/>
+        </w:rPr>
+        <w:t xml:space="preserve"> en nombre del </w:t>
+      </w:r>
+      <w:r>
+        <w:rPr>
+          <w:rFonts w:ascii="Arial" w:eastAsia="Times New Roman" w:hAnsi="Arial" w:cs="Arial"/>
+          <w:color w:val="000000"/>
+          <w:kern w:val="2"/>
+          <w:sz w:val="19"/>
+          <w:szCs w:val="24"/>
+        </w:rPr>
+        <w:tab/>
+      </w:r>
+      <w:r>
+        <w:rPr>
+          <w:rFonts w:ascii="Arial" w:eastAsia="Times New Roman" w:hAnsi="Arial" w:cs="Arial"/>
+          <w:color w:val="000000"/>
+          <w:kern w:val="2"/>
+          <w:sz w:val="19"/>
+          <w:szCs w:val="24"/>
+        </w:rPr>
+        <w:tab/>
+        <w:t>FIADO.</w:t>
       </w:r>
     </w:p>
     <w:p>
@@ -1956,6 +2055,7 @@
         <w:widowControl w:val="0"/>
         <w:tabs>
           <w:tab w:val="left" w:pos="360"/>
+          <w:tab w:val="left" w:pos="391"/>
           <w:tab w:val="left" w:pos="720"/>
           <w:tab w:val="left" w:pos="1080"/>
           <w:tab w:val="left" w:pos="1440"/>
@@ -1991,6 +2091,7 @@
         <w:autoSpaceDN w:val="0"/>
         <w:adjustRightInd w:val="0"/>
         <w:spacing w:after="0" w:line="240" w:lineRule="auto"/>
+        <w:ind w:hanging="632"/>
         <w:jc w:val="both"/>
         <w:rPr>
           <w:rFonts w:ascii="Arial" w:eastAsia="Times New Roman" w:hAnsi="Arial" w:cs="Arial"/>
@@ -2009,7 +2110,7 @@
           <w:szCs w:val="24"/>
         </w:rPr>
         <w:tab/>
-        <w:t>a)</w:t>
+        <w:t>b)</w:t>
       </w:r>
       <w:r>
         <w:rPr>
@@ -2020,29 +2121,7 @@
           <w:szCs w:val="24"/>
         </w:rPr>
         <w:tab/>
-        <w:t xml:space="preserve">Que posee la suficiente solvencia económica para garantizar el cumplimiento de la obligación </w:t>
-      </w:r>
-      <w:proofErr w:type="spellStart"/>
-      <w:r>
-        <w:rPr>
-          <w:rFonts w:ascii="Arial" w:eastAsia="Times New Roman" w:hAnsi="Arial" w:cs="Arial"/>
-          <w:color w:val="000000"/>
-          <w:kern w:val="2"/>
-          <w:sz w:val="19"/>
-          <w:szCs w:val="24"/>
-        </w:rPr>
-        <w:t>contraida</w:t>
-      </w:r>
-      <w:proofErr w:type="spellEnd"/>
-      <w:r>
-        <w:rPr>
-          <w:rFonts w:ascii="Arial" w:eastAsia="Times New Roman" w:hAnsi="Arial" w:cs="Arial"/>
-          <w:color w:val="000000"/>
-          <w:kern w:val="2"/>
-          <w:sz w:val="19"/>
-          <w:szCs w:val="24"/>
-        </w:rPr>
-        <w:t xml:space="preserve"> en nombre del </w:t>
+        <w:t xml:space="preserve">Que conoce el trámite del proceso Administrativo de impugnación ante el Tribunal Administrativo de Contrataciones Públicas y sus </w:t>
       </w:r>
       <w:r>
         <w:rPr>
@@ -2053,17 +2132,7 @@
           <w:szCs w:val="24"/>
         </w:rPr>
         <w:tab/>
-      </w:r>
-      <w:r>
-        <w:rPr>
-          <w:rFonts w:ascii="Arial" w:eastAsia="Times New Roman" w:hAnsi="Arial" w:cs="Arial"/>
-          <w:color w:val="000000"/>
-          <w:kern w:val="2"/>
-          <w:sz w:val="19"/>
-          <w:szCs w:val="24"/>
-        </w:rPr>
-        <w:tab/>
-        <w:t>FIADO.</w:t>
+        <w:t>consecuencias, de acuerdo a lo preceptuado por la Ley N° 22 de 27  de Junio de 2006, reglamentada por el Decreto Ejecutivo N° 366 de 28 de Diciembre de 2006, emitido por el Tribunal Administrativo de Contrataciones Públicas.</w:t>
       </w:r>
     </w:p>
     <w:p>
@@ -2127,7 +2196,7 @@
           <w:szCs w:val="24"/>
         </w:rPr>
         <w:tab/>
-        <w:t>b)</w:t>
+        <w:t>c)</w:t>
       </w:r>
       <w:r>
         <w:rPr>
@@ -2138,18 +2207,7 @@
           <w:szCs w:val="24"/>
         </w:rPr>
         <w:tab/>
-        <w:t xml:space="preserve">Que conoce el trámite del proceso Administrativo de impugnación ante el Tribunal Administrativo de Contrataciones Públicas y sus </w:t>
-      </w:r>
-      <w:r>
-        <w:rPr>
-          <w:rFonts w:ascii="Arial" w:eastAsia="Times New Roman" w:hAnsi="Arial" w:cs="Arial"/>
-          <w:color w:val="000000"/>
-          <w:kern w:val="2"/>
-          <w:sz w:val="19"/>
-          <w:szCs w:val="24"/>
-        </w:rPr>
-        <w:tab/>
-        <w:t>consecuencias, de acuerdo a lo preceptuado por la Ley N° 22 de 27  de Junio de 2006, reglamentada por el Decreto Ejecutivo N° 366 de 28 de Diciembre de 2006, emitido por el Tribunal Administrativo de Contrataciones Públicas.</w:t>
+        <w:t>Que la presente garantía es de carácter irrevocable, salvo a ésta sea debidamente sustituida, previa aprobación del Tribunal Administrativo de Contrataciones Públicas.</w:t>
       </w:r>
     </w:p>
     <w:p>
@@ -2213,7 +2271,7 @@
           <w:szCs w:val="24"/>
         </w:rPr>
         <w:tab/>
-        <w:t>c)</w:t>
+        <w:t>d)</w:t>
       </w:r>
       <w:r>
         <w:rPr>
@@ -2224,7 +2282,29 @@
           <w:szCs w:val="24"/>
         </w:rPr>
         <w:tab/>
-        <w:t>Que la presente garantía es de carácter irrevocable, salvo a ésta sea debidamente sustituida, previa aprobación del Tribunal Administrativo de Contrataciones Públicas.</w:t>
+        <w:t>Que acepta y expresa estar obligada al pago total de la suma garantizada como límite máximo de responsabilidad, conforme a lo ordenado por el  Tribunal Administrativo de Contrataciones Públicas mediante resolución, que será notificada a través del sistema Electrónico de Contrataciones Públicas "</w:t>
+      </w:r>
+      <w:proofErr w:type="spellStart"/>
+      <w:r>
+        <w:rPr>
+          <w:rFonts w:ascii="Arial" w:eastAsia="Times New Roman" w:hAnsi="Arial" w:cs="Arial"/>
+          <w:color w:val="000000"/>
+          <w:kern w:val="2"/>
+          <w:sz w:val="19"/>
+          <w:szCs w:val="24"/>
+        </w:rPr>
+        <w:t>PanamáCompra</w:t>
+      </w:r>
+      <w:proofErr w:type="spellEnd"/>
+      <w:r>
+        <w:rPr>
+          <w:rFonts w:ascii="Arial" w:eastAsia="Times New Roman" w:hAnsi="Arial" w:cs="Arial"/>
+          <w:color w:val="000000"/>
+          <w:kern w:val="2"/>
+          <w:sz w:val="19"/>
+          <w:szCs w:val="24"/>
+        </w:rPr>
+        <w:t>" y que se fijará en el tablero de anuncios del Tribunal.</w:t>
       </w:r>
     </w:p>
     <w:p>
@@ -2288,7 +2368,7 @@
           <w:szCs w:val="24"/>
         </w:rPr>
         <w:tab/>
-        <w:t>d)</w:t>
+        <w:t>e)</w:t>
       </w:r>
       <w:r>
         <w:rPr>
@@ -2299,38 +2379,14 @@
           <w:szCs w:val="24"/>
         </w:rPr>
         <w:tab/>
-        <w:t>Que acepta y expresa estar obligada al pago total de la suma garantizada como límite máximo de responsabilidad, conforme a lo ordenado por el  Tribunal Administrativo de Contrataciones Públicas mediante resolución, que será notificada a través del sistema Electrónico de Contrataciones Públicas "</w:t>
-      </w:r>
-      <w:proofErr w:type="spellStart"/>
-      <w:r>
-        <w:rPr>
-          <w:rFonts w:ascii="Arial" w:eastAsia="Times New Roman" w:hAnsi="Arial" w:cs="Arial"/>
-          <w:color w:val="000000"/>
-          <w:kern w:val="2"/>
-          <w:sz w:val="19"/>
-          <w:szCs w:val="24"/>
-        </w:rPr>
-        <w:t>PanamáCompra</w:t>
-      </w:r>
-      <w:proofErr w:type="spellEnd"/>
-      <w:r>
-        <w:rPr>
-          <w:rFonts w:ascii="Arial" w:eastAsia="Times New Roman" w:hAnsi="Arial" w:cs="Arial"/>
-          <w:color w:val="000000"/>
-          <w:kern w:val="2"/>
-          <w:sz w:val="19"/>
-          <w:szCs w:val="24"/>
-        </w:rPr>
-        <w:t>" y que se fijará en el tablero de anuncios del Tribunal.</w:t>
-      </w:r>
-    </w:p>
-    <w:p>
-      <w:pPr>
-        <w:framePr w:w="11271" w:h="8101" w:hRule="exact" w:wrap="auto" w:vAnchor="page" w:hAnchor="page" w:x="451" w:y="3437"/>
+        <w:t>Que reconoce y acepta que la resolución por la cual el Tribunal Administrativo de Contrataciones Públicas resuelva o ponga fin a la litis es irrecurrible y que con la misma se agota a la vía gubernativa.</w:t>
+      </w:r>
+    </w:p>
+    <w:p>
+      <w:pPr>
         <w:widowControl w:val="0"/>
         <w:tabs>
           <w:tab w:val="left" w:pos="360"/>
-          <w:tab w:val="left" w:pos="391"/>
           <w:tab w:val="left" w:pos="720"/>
           <w:tab w:val="left" w:pos="1080"/>
           <w:tab w:val="left" w:pos="1440"/>
@@ -2366,80 +2422,6 @@
         <w:autoSpaceDN w:val="0"/>
         <w:adjustRightInd w:val="0"/>
         <w:spacing w:after="0" w:line="240" w:lineRule="auto"/>
-        <w:ind w:hanging="632"/>
-        <w:jc w:val="both"/>
-        <w:rPr>
-          <w:rFonts w:ascii="Arial" w:eastAsia="Times New Roman" w:hAnsi="Arial" w:cs="Arial"/>
-          <w:color w:val="000000"/>
-          <w:kern w:val="2"/>
-          <w:sz w:val="19"/>
-          <w:szCs w:val="24"/>
-        </w:rPr>
-      </w:pPr>
-      <w:r>
-        <w:rPr>
-          <w:rFonts w:ascii="Arial" w:eastAsia="Times New Roman" w:hAnsi="Arial" w:cs="Arial"/>
-          <w:color w:val="000000"/>
-          <w:kern w:val="2"/>
-          <w:sz w:val="19"/>
-          <w:szCs w:val="24"/>
-        </w:rPr>
-        <w:tab/>
-        <w:t>e)</w:t>
-      </w:r>
-      <w:r>
-        <w:rPr>
-          <w:rFonts w:ascii="Arial" w:eastAsia="Times New Roman" w:hAnsi="Arial" w:cs="Arial"/>
-          <w:color w:val="000000"/>
-          <w:kern w:val="2"/>
-          <w:sz w:val="19"/>
-          <w:szCs w:val="24"/>
-        </w:rPr>
-        <w:tab/>
-        <w:t>Que reconoce y acepta que la resolución por la cual el Tribunal Administrativo de Contrataciones Públicas resuelva o ponga fin a la litis es irrecurrible y que con la misma se agota a la vía gubernativa.</w:t>
-      </w:r>
-    </w:p>
-    <w:p>
-      <w:pPr>
-        <w:framePr w:w="11355" w:h="221" w:hRule="exact" w:wrap="auto" w:vAnchor="page" w:hAnchor="page" w:x="429" w:y="13487"/>
-        <w:widowControl w:val="0"/>
-        <w:tabs>
-          <w:tab w:val="left" w:pos="360"/>
-          <w:tab w:val="left" w:pos="720"/>
-          <w:tab w:val="left" w:pos="1080"/>
-          <w:tab w:val="left" w:pos="1440"/>
-          <w:tab w:val="left" w:pos="1800"/>
-          <w:tab w:val="left" w:pos="2160"/>
-          <w:tab w:val="left" w:pos="2520"/>
-          <w:tab w:val="left" w:pos="2880"/>
-          <w:tab w:val="left" w:pos="3240"/>
-          <w:tab w:val="left" w:pos="3600"/>
-          <w:tab w:val="left" w:pos="3960"/>
-          <w:tab w:val="left" w:pos="4320"/>
-          <w:tab w:val="left" w:pos="4680"/>
-          <w:tab w:val="left" w:pos="5040"/>
-          <w:tab w:val="left" w:pos="5400"/>
-          <w:tab w:val="left" w:pos="5760"/>
-          <w:tab w:val="left" w:pos="6120"/>
-          <w:tab w:val="left" w:pos="6480"/>
-          <w:tab w:val="left" w:pos="6840"/>
-          <w:tab w:val="left" w:pos="7200"/>
-          <w:tab w:val="left" w:pos="7560"/>
-          <w:tab w:val="left" w:pos="7920"/>
-          <w:tab w:val="left" w:pos="8280"/>
-          <w:tab w:val="left" w:pos="8640"/>
-          <w:tab w:val="left" w:pos="9000"/>
-          <w:tab w:val="left" w:pos="9360"/>
-          <w:tab w:val="left" w:pos="9720"/>
-          <w:tab w:val="left" w:pos="10080"/>
-          <w:tab w:val="left" w:pos="10440"/>
-          <w:tab w:val="left" w:pos="10800"/>
-          <w:tab w:val="left" w:pos="11160"/>
-        </w:tabs>
-        <w:autoSpaceDE w:val="0"/>
-        <w:autoSpaceDN w:val="0"/>
-        <w:adjustRightInd w:val="0"/>
-        <w:spacing w:after="0" w:line="240" w:lineRule="auto"/>
         <w:jc w:val="center"/>
         <w:rPr>
           <w:rFonts w:ascii="Arial" w:eastAsia="Times New Roman" w:hAnsi="Arial" w:cs="Arial"/>
@@ -2449,24 +2431,9 @@
           <w:szCs w:val="24"/>
         </w:rPr>
       </w:pPr>
-      <w:r>
-        <w:rPr>
-          <w:rFonts w:ascii="Arial" w:eastAsia="Times New Roman" w:hAnsi="Arial" w:cs="Arial"/>
-          <w:color w:val="000000"/>
-          <w:kern w:val="2"/>
-          <w:sz w:val="15"/>
-          <w:szCs w:val="24"/>
-        </w:rPr>
-        <w:t>(Texto aprobado por la Dirección General de Contrataciones Públicas, de conformidad con la Resolución No.30 de 19 de Diciembre de 2007)</w:t>
-      </w:r>
     </w:p>
     <w:sectPr>
-      <w:headerReference w:type="even" r:id="rId6"/>
-      <w:headerReference w:type="default" r:id="rId7"/>
-      <w:footerReference w:type="even" r:id="rId8"/>
-      <w:footerReference w:type="default" r:id="rId9"/>
-      <w:headerReference w:type="first" r:id="rId10"/>
-      <w:footerReference w:type="first" r:id="rId11"/>
+      <w:footerReference w:type="default" r:id="rId7"/>
       <w:type w:val="continuous"/>
       <w:pgSz w:w="12242" w:h="15842"/>
       <w:pgMar w:top="360" w:right="360" w:bottom="360" w:left="360" w:header="720" w:footer="720" w:gutter="0"/>
@@ -2504,19 +2471,88 @@
 
 <file path=word/footer1.xml><?xml version="1.0" encoding="utf-8"?>
 <w:ftr xmlns:wpc="http://schemas.microsoft.com/office/word/2010/wordprocessingCanvas" xmlns:cx="http://schemas.microsoft.com/office/drawing/2014/chartex" xmlns:cx1="http://schemas.microsoft.com/office/drawing/2015/9/8/chartex" xmlns:cx2="http://schemas.microsoft.com/office/drawing/2015/10/21/chartex" xmlns:cx3="http://schemas.microsoft.com/office/drawing/2016/5/9/chartex" xmlns:cx4="http://schemas.microsoft.com/office/drawing/2016/5/10/chartex" xmlns:cx5="http://schemas.microsoft.com/office/drawing/2016/5/11/chartex" xmlns:cx6="http://schemas.microsoft.com/office/drawing/2016/5/12/chartex" xmlns:cx7="http://schemas.microsoft.com/office/drawing/2016/5/13/chartex" xmlns:cx8="http://schemas.microsoft.com/office/drawing/2016/5/14/chartex" xmlns:mc="http://schemas.openxmlformats.org/markup-compatibility/2006" xmlns:aink="http://schemas.microsoft.com/office/drawing/2016/ink" xmlns:am3d="http://schemas.microsoft.com/office/drawing/2017/model3d" xmlns:o="urn:schemas-microsoft-com:office:office" xmlns:oel="http://schemas.microsoft.com/office/2019/extlst" xmlns:r="http://schemas.openxmlformats.org/officeDocument/2006/relationships" xmlns:m="http://schemas.openxmlformats.org/officeDocument/2006/math" xmlns:v="urn:schemas-microsoft-com:vml" xmlns:wp14="http://schemas.microsoft.com/office/word/2010/wordprocessingDrawing" xmlns:wp="http://schemas.openxmlformats.org/drawingml/2006/wordprocessingDrawing" xmlns:w10="urn:schemas-microsoft-com:office:word" xmlns:w="http://schemas.openxmlformats.org/wordprocessingml/2006/main" xmlns:w14="http://schemas.microsoft.com/office/word/2010/wordml" xmlns:w15="http://schemas.microsoft.com/office/word/2012/wordml" xmlns:w16cex="http://schemas.microsoft.com/office/word/2018/wordml/cex" xmlns:w16cid="http://schemas.microsoft.com/office/word/2016/wordml/cid" xmlns:w16="http://schemas.microsoft.com/office/word/2018/wordml" xmlns:w16sdtdh="http://schemas.microsoft.com/office/word/2020/wordml/sdtdatahash" xmlns:w16se="http://schemas.microsoft.com/office/word/2015/wordml/symex" xmlns:wpg="http://schemas.microsoft.com/office/word/2010/wordprocessingGroup" xmlns:wpi="http://schemas.microsoft.com/office/word/2010/wordprocessingInk" xmlns:wne="http://schemas.microsoft.com/office/word/2006/wordml" xmlns:wps="http://schemas.microsoft.com/office/word/2010/wordprocessingShape" mc:Ignorable="w14 w15 w16se w16cid w16 w16cex w16sdtdh wp14">
-  <w:p/>
-</w:ftr>
-</file>
-
-<file path=word/footer2.xml><?xml version="1.0" encoding="utf-8"?>
-<w:ftr xmlns:wpc="http://schemas.microsoft.com/office/word/2010/wordprocessingCanvas" xmlns:cx="http://schemas.microsoft.com/office/drawing/2014/chartex" xmlns:cx1="http://schemas.microsoft.com/office/drawing/2015/9/8/chartex" xmlns:cx2="http://schemas.microsoft.com/office/drawing/2015/10/21/chartex" xmlns:cx3="http://schemas.microsoft.com/office/drawing/2016/5/9/chartex" xmlns:cx4="http://schemas.microsoft.com/office/drawing/2016/5/10/chartex" xmlns:cx5="http://schemas.microsoft.com/office/drawing/2016/5/11/chartex" xmlns:cx6="http://schemas.microsoft.com/office/drawing/2016/5/12/chartex" xmlns:cx7="http://schemas.microsoft.com/office/drawing/2016/5/13/chartex" xmlns:cx8="http://schemas.microsoft.com/office/drawing/2016/5/14/chartex" xmlns:mc="http://schemas.openxmlformats.org/markup-compatibility/2006" xmlns:aink="http://schemas.microsoft.com/office/drawing/2016/ink" xmlns:am3d="http://schemas.microsoft.com/office/drawing/2017/model3d" xmlns:o="urn:schemas-microsoft-com:office:office" xmlns:oel="http://schemas.microsoft.com/office/2019/extlst" xmlns:r="http://schemas.openxmlformats.org/officeDocument/2006/relationships" xmlns:m="http://schemas.openxmlformats.org/officeDocument/2006/math" xmlns:v="urn:schemas-microsoft-com:vml" xmlns:wp14="http://schemas.microsoft.com/office/word/2010/wordprocessingDrawing" xmlns:wp="http://schemas.openxmlformats.org/drawingml/2006/wordprocessingDrawing" xmlns:w10="urn:schemas-microsoft-com:office:word" xmlns:w="http://schemas.openxmlformats.org/wordprocessingml/2006/main" xmlns:w14="http://schemas.microsoft.com/office/word/2010/wordml" xmlns:w15="http://schemas.microsoft.com/office/word/2012/wordml" xmlns:w16cex="http://schemas.microsoft.com/office/word/2018/wordml/cex" xmlns:w16cid="http://schemas.microsoft.com/office/word/2016/wordml/cid" xmlns:w16="http://schemas.microsoft.com/office/word/2018/wordml" xmlns:w16sdtdh="http://schemas.microsoft.com/office/word/2020/wordml/sdtdatahash" xmlns:w16se="http://schemas.microsoft.com/office/word/2015/wordml/symex" xmlns:wpg="http://schemas.microsoft.com/office/word/2010/wordprocessingGroup" xmlns:wpi="http://schemas.microsoft.com/office/word/2010/wordprocessingInk" xmlns:wne="http://schemas.microsoft.com/office/word/2006/wordml" xmlns:wps="http://schemas.microsoft.com/office/word/2010/wordprocessingShape" mc:Ignorable="w14 w15 w16se w16cid w16 w16cex w16sdtdh wp14">
-  <w:p/>
-</w:ftr>
-</file>
-
-<file path=word/footer3.xml><?xml version="1.0" encoding="utf-8"?>
-<w:ftr xmlns:wpc="http://schemas.microsoft.com/office/word/2010/wordprocessingCanvas" xmlns:cx="http://schemas.microsoft.com/office/drawing/2014/chartex" xmlns:cx1="http://schemas.microsoft.com/office/drawing/2015/9/8/chartex" xmlns:cx2="http://schemas.microsoft.com/office/drawing/2015/10/21/chartex" xmlns:cx3="http://schemas.microsoft.com/office/drawing/2016/5/9/chartex" xmlns:cx4="http://schemas.microsoft.com/office/drawing/2016/5/10/chartex" xmlns:cx5="http://schemas.microsoft.com/office/drawing/2016/5/11/chartex" xmlns:cx6="http://schemas.microsoft.com/office/drawing/2016/5/12/chartex" xmlns:cx7="http://schemas.microsoft.com/office/drawing/2016/5/13/chartex" xmlns:cx8="http://schemas.microsoft.com/office/drawing/2016/5/14/chartex" xmlns:mc="http://schemas.openxmlformats.org/markup-compatibility/2006" xmlns:aink="http://schemas.microsoft.com/office/drawing/2016/ink" xmlns:am3d="http://schemas.microsoft.com/office/drawing/2017/model3d" xmlns:o="urn:schemas-microsoft-com:office:office" xmlns:oel="http://schemas.microsoft.com/office/2019/extlst" xmlns:r="http://schemas.openxmlformats.org/officeDocument/2006/relationships" xmlns:m="http://schemas.openxmlformats.org/officeDocument/2006/math" xmlns:v="urn:schemas-microsoft-com:vml" xmlns:wp14="http://schemas.microsoft.com/office/word/2010/wordprocessingDrawing" xmlns:wp="http://schemas.openxmlformats.org/drawingml/2006/wordprocessingDrawing" xmlns:w10="urn:schemas-microsoft-com:office:word" xmlns:w="http://schemas.openxmlformats.org/wordprocessingml/2006/main" xmlns:w14="http://schemas.microsoft.com/office/word/2010/wordml" xmlns:w15="http://schemas.microsoft.com/office/word/2012/wordml" xmlns:w16cex="http://schemas.microsoft.com/office/word/2018/wordml/cex" xmlns:w16cid="http://schemas.microsoft.com/office/word/2016/wordml/cid" xmlns:w16="http://schemas.microsoft.com/office/word/2018/wordml" xmlns:w16sdtdh="http://schemas.microsoft.com/office/word/2020/wordml/sdtdatahash" xmlns:w16se="http://schemas.microsoft.com/office/word/2015/wordml/symex" xmlns:wpg="http://schemas.microsoft.com/office/word/2010/wordprocessingGroup" xmlns:wpi="http://schemas.microsoft.com/office/word/2010/wordprocessingInk" xmlns:wne="http://schemas.microsoft.com/office/word/2006/wordml" xmlns:wps="http://schemas.microsoft.com/office/word/2010/wordprocessingShape" mc:Ignorable="w14 w15 w16se w16cid w16 w16cex w16sdtdh wp14">
-  <w:p/>
+  <w:p>
+    <w:pPr>
+      <w:widowControl w:val="0"/>
+      <w:tabs>
+        <w:tab w:val="left" w:pos="360"/>
+        <w:tab w:val="left" w:pos="720"/>
+        <w:tab w:val="left" w:pos="1080"/>
+        <w:tab w:val="left" w:pos="1440"/>
+        <w:tab w:val="left" w:pos="1800"/>
+        <w:tab w:val="left" w:pos="2160"/>
+        <w:tab w:val="left" w:pos="2520"/>
+        <w:tab w:val="left" w:pos="2880"/>
+        <w:tab w:val="left" w:pos="3240"/>
+        <w:tab w:val="left" w:pos="3600"/>
+        <w:tab w:val="left" w:pos="3960"/>
+        <w:tab w:val="left" w:pos="4320"/>
+        <w:tab w:val="left" w:pos="4680"/>
+        <w:tab w:val="left" w:pos="5040"/>
+        <w:tab w:val="left" w:pos="5400"/>
+        <w:tab w:val="left" w:pos="5760"/>
+        <w:tab w:val="left" w:pos="6120"/>
+        <w:tab w:val="left" w:pos="6480"/>
+        <w:tab w:val="left" w:pos="6840"/>
+        <w:tab w:val="left" w:pos="7200"/>
+        <w:tab w:val="left" w:pos="7560"/>
+        <w:tab w:val="left" w:pos="7920"/>
+        <w:tab w:val="left" w:pos="8280"/>
+        <w:tab w:val="left" w:pos="8640"/>
+        <w:tab w:val="left" w:pos="9000"/>
+        <w:tab w:val="left" w:pos="9360"/>
+        <w:tab w:val="left" w:pos="9720"/>
+        <w:tab w:val="left" w:pos="10080"/>
+        <w:tab w:val="left" w:pos="10440"/>
+        <w:tab w:val="left" w:pos="10800"/>
+        <w:tab w:val="left" w:pos="11160"/>
+      </w:tabs>
+      <w:autoSpaceDE w:val="0"/>
+      <w:autoSpaceDN w:val="0"/>
+      <w:adjustRightInd w:val="0"/>
+      <w:spacing w:after="0" w:line="240" w:lineRule="auto"/>
+      <w:jc w:val="center"/>
+      <w:rPr>
+        <w:rFonts w:ascii="Arial" w:eastAsia="Times New Roman" w:hAnsi="Arial" w:cs="Arial"/>
+        <w:color w:val="000000"/>
+        <w:kern w:val="2"/>
+        <w:sz w:val="15"/>
+        <w:szCs w:val="24"/>
+      </w:rPr>
+    </w:pPr>
+    <w:r>
+      <w:rPr>
+        <w:rFonts w:ascii="Arial" w:eastAsia="Times New Roman" w:hAnsi="Arial" w:cs="Arial"/>
+        <w:color w:val="000000"/>
+        <w:kern w:val="2"/>
+        <w:sz w:val="15"/>
+        <w:szCs w:val="24"/>
+      </w:rPr>
+      <w:t xml:space="preserve">(Texto aprobado por la Dirección General de Contrataciones Públicas, de conformidad con la Resolución No.30 de 19 de </w:t>
+    </w:r>
+    <w:proofErr w:type="gramStart"/>
+    <w:r>
+      <w:rPr>
+        <w:rFonts w:ascii="Arial" w:eastAsia="Times New Roman" w:hAnsi="Arial" w:cs="Arial"/>
+        <w:color w:val="000000"/>
+        <w:kern w:val="2"/>
+        <w:sz w:val="15"/>
+        <w:szCs w:val="24"/>
+      </w:rPr>
+      <w:t>Diciembre</w:t>
+    </w:r>
+    <w:proofErr w:type="gramEnd"/>
+    <w:r>
+      <w:rPr>
+        <w:rFonts w:ascii="Arial" w:eastAsia="Times New Roman" w:hAnsi="Arial" w:cs="Arial"/>
+        <w:color w:val="000000"/>
+        <w:kern w:val="2"/>
+        <w:sz w:val="15"/>
+        <w:szCs w:val="24"/>
+      </w:rPr>
+      <w:t xml:space="preserve"> de 2007)</w:t>
+    </w:r>
+  </w:p>
 </w:ftr>
 </file>
 
@@ -2543,24 +2579,6 @@
     </w:p>
   </w:footnote>
 </w:footnotes>
-</file>
-
-<file path=word/header1.xml><?xml version="1.0" encoding="utf-8"?>
-<w:hdr xmlns:wpc="http://schemas.microsoft.com/office/word/2010/wordprocessingCanvas" xmlns:cx="http://schemas.microsoft.com/office/drawing/2014/chartex" xmlns:cx1="http://schemas.microsoft.com/office/drawing/2015/9/8/chartex" xmlns:cx2="http://schemas.microsoft.com/office/drawing/2015/10/21/chartex" xmlns:cx3="http://schemas.microsoft.com/office/drawing/2016/5/9/chartex" xmlns:cx4="http://schemas.microsoft.com/office/drawing/2016/5/10/chartex" xmlns:cx5="http://schemas.microsoft.com/office/drawing/2016/5/11/chartex" xmlns:cx6="http://schemas.microsoft.com/office/drawing/2016/5/12/chartex" xmlns:cx7="http://schemas.microsoft.com/office/drawing/2016/5/13/chartex" xmlns:cx8="http://schemas.microsoft.com/office/drawing/2016/5/14/chartex" xmlns:mc="http://schemas.openxmlformats.org/markup-compatibility/2006" xmlns:aink="http://schemas.microsoft.com/office/drawing/2016/ink" xmlns:am3d="http://schemas.microsoft.com/office/drawing/2017/model3d" xmlns:o="urn:schemas-microsoft-com:office:office" xmlns:oel="http://schemas.microsoft.com/office/2019/extlst" xmlns:r="http://schemas.openxmlformats.org/officeDocument/2006/relationships" xmlns:m="http://schemas.openxmlformats.org/officeDocument/2006/math" xmlns:v="urn:schemas-microsoft-com:vml" xmlns:wp14="http://schemas.microsoft.com/office/word/2010/wordprocessingDrawing" xmlns:wp="http://schemas.openxmlformats.org/drawingml/2006/wordprocessingDrawing" xmlns:w10="urn:schemas-microsoft-com:office:word" xmlns:w="http://schemas.openxmlformats.org/wordprocessingml/2006/main" xmlns:w14="http://schemas.microsoft.com/office/word/2010/wordml" xmlns:w15="http://schemas.microsoft.com/office/word/2012/wordml" xmlns:w16cex="http://schemas.microsoft.com/office/word/2018/wordml/cex" xmlns:w16cid="http://schemas.microsoft.com/office/word/2016/wordml/cid" xmlns:w16="http://schemas.microsoft.com/office/word/2018/wordml" xmlns:w16sdtdh="http://schemas.microsoft.com/office/word/2020/wordml/sdtdatahash" xmlns:w16se="http://schemas.microsoft.com/office/word/2015/wordml/symex" xmlns:wpg="http://schemas.microsoft.com/office/word/2010/wordprocessingGroup" xmlns:wpi="http://schemas.microsoft.com/office/word/2010/wordprocessingInk" xmlns:wne="http://schemas.microsoft.com/office/word/2006/wordml" xmlns:wps="http://schemas.microsoft.com/office/word/2010/wordprocessingShape" mc:Ignorable="w14 w15 w16se w16cid w16 w16cex w16sdtdh wp14">
-  <w:p/>
-</w:hdr>
-</file>
-
-<file path=word/header2.xml><?xml version="1.0" encoding="utf-8"?>
-<w:hdr xmlns:wpc="http://schemas.microsoft.com/office/word/2010/wordprocessingCanvas" xmlns:cx="http://schemas.microsoft.com/office/drawing/2014/chartex" xmlns:cx1="http://schemas.microsoft.com/office/drawing/2015/9/8/chartex" xmlns:cx2="http://schemas.microsoft.com/office/drawing/2015/10/21/chartex" xmlns:cx3="http://schemas.microsoft.com/office/drawing/2016/5/9/chartex" xmlns:cx4="http://schemas.microsoft.com/office/drawing/2016/5/10/chartex" xmlns:cx5="http://schemas.microsoft.com/office/drawing/2016/5/11/chartex" xmlns:cx6="http://schemas.microsoft.com/office/drawing/2016/5/12/chartex" xmlns:cx7="http://schemas.microsoft.com/office/drawing/2016/5/13/chartex" xmlns:cx8="http://schemas.microsoft.com/office/drawing/2016/5/14/chartex" xmlns:mc="http://schemas.openxmlformats.org/markup-compatibility/2006" xmlns:aink="http://schemas.microsoft.com/office/drawing/2016/ink" xmlns:am3d="http://schemas.microsoft.com/office/drawing/2017/model3d" xmlns:o="urn:schemas-microsoft-com:office:office" xmlns:oel="http://schemas.microsoft.com/office/2019/extlst" xmlns:r="http://schemas.openxmlformats.org/officeDocument/2006/relationships" xmlns:m="http://schemas.openxmlformats.org/officeDocument/2006/math" xmlns:v="urn:schemas-microsoft-com:vml" xmlns:wp14="http://schemas.microsoft.com/office/word/2010/wordprocessingDrawing" xmlns:wp="http://schemas.openxmlformats.org/drawingml/2006/wordprocessingDrawing" xmlns:w10="urn:schemas-microsoft-com:office:word" xmlns:w="http://schemas.openxmlformats.org/wordprocessingml/2006/main" xmlns:w14="http://schemas.microsoft.com/office/word/2010/wordml" xmlns:w15="http://schemas.microsoft.com/office/word/2012/wordml" xmlns:w16cex="http://schemas.microsoft.com/office/word/2018/wordml/cex" xmlns:w16cid="http://schemas.microsoft.com/office/word/2016/wordml/cid" xmlns:w16="http://schemas.microsoft.com/office/word/2018/wordml" xmlns:w16sdtdh="http://schemas.microsoft.com/office/word/2020/wordml/sdtdatahash" xmlns:w16se="http://schemas.microsoft.com/office/word/2015/wordml/symex" xmlns:wpg="http://schemas.microsoft.com/office/word/2010/wordprocessingGroup" xmlns:wpi="http://schemas.microsoft.com/office/word/2010/wordprocessingInk" xmlns:wne="http://schemas.microsoft.com/office/word/2006/wordml" xmlns:wps="http://schemas.microsoft.com/office/word/2010/wordprocessingShape" mc:Ignorable="w14 w15 w16se w16cid w16 w16cex w16sdtdh wp14">
-  <w:p/>
-</w:hdr>
-</file>
-
-<file path=word/header3.xml><?xml version="1.0" encoding="utf-8"?>
-<w:hdr xmlns:wpc="http://schemas.microsoft.com/office/word/2010/wordprocessingCanvas" xmlns:cx="http://schemas.microsoft.com/office/drawing/2014/chartex" xmlns:cx1="http://schemas.microsoft.com/office/drawing/2015/9/8/chartex" xmlns:cx2="http://schemas.microsoft.com/office/drawing/2015/10/21/chartex" xmlns:cx3="http://schemas.microsoft.com/office/drawing/2016/5/9/chartex" xmlns:cx4="http://schemas.microsoft.com/office/drawing/2016/5/10/chartex" xmlns:cx5="http://schemas.microsoft.com/office/drawing/2016/5/11/chartex" xmlns:cx6="http://schemas.microsoft.com/office/drawing/2016/5/12/chartex" xmlns:cx7="http://schemas.microsoft.com/office/drawing/2016/5/13/chartex" xmlns:cx8="http://schemas.microsoft.com/office/drawing/2016/5/14/chartex" xmlns:mc="http://schemas.openxmlformats.org/markup-compatibility/2006" xmlns:aink="http://schemas.microsoft.com/office/drawing/2016/ink" xmlns:am3d="http://schemas.microsoft.com/office/drawing/2017/model3d" xmlns:o="urn:schemas-microsoft-com:office:office" xmlns:oel="http://schemas.microsoft.com/office/2019/extlst" xmlns:r="http://schemas.openxmlformats.org/officeDocument/2006/relationships" xmlns:m="http://schemas.openxmlformats.org/officeDocument/2006/math" xmlns:v="urn:schemas-microsoft-com:vml" xmlns:wp14="http://schemas.microsoft.com/office/word/2010/wordprocessingDrawing" xmlns:wp="http://schemas.openxmlformats.org/drawingml/2006/wordprocessingDrawing" xmlns:w10="urn:schemas-microsoft-com:office:word" xmlns:w="http://schemas.openxmlformats.org/wordprocessingml/2006/main" xmlns:w14="http://schemas.microsoft.com/office/word/2010/wordml" xmlns:w15="http://schemas.microsoft.com/office/word/2012/wordml" xmlns:w16cex="http://schemas.microsoft.com/office/word/2018/wordml/cex" xmlns:w16cid="http://schemas.microsoft.com/office/word/2016/wordml/cid" xmlns:w16="http://schemas.microsoft.com/office/word/2018/wordml" xmlns:w16sdtdh="http://schemas.microsoft.com/office/word/2020/wordml/sdtdatahash" xmlns:w16se="http://schemas.microsoft.com/office/word/2015/wordml/symex" xmlns:wpg="http://schemas.microsoft.com/office/word/2010/wordprocessingGroup" xmlns:wpi="http://schemas.microsoft.com/office/word/2010/wordprocessingInk" xmlns:wne="http://schemas.microsoft.com/office/word/2006/wordml" xmlns:wps="http://schemas.microsoft.com/office/word/2010/wordprocessingShape" mc:Ignorable="w14 w15 w16se w16cid w16 w16cex w16sdtdh wp14">
-  <w:p/>
-</w:hdr>
 </file>
 
 <file path=word/styles.xml><?xml version="1.0" encoding="utf-8"?>
@@ -3286,4 +3304,16 @@
     </a:ext>
   </a:extLst>
 </a:theme>
+</file>
+
+<file path=customXml/item1.xml><?xml version="1.0" encoding="utf-8"?>
+<b:Sources xmlns:b="http://schemas.openxmlformats.org/officeDocument/2006/bibliography" xmlns="http://schemas.openxmlformats.org/officeDocument/2006/bibliography" SelectedStyle="\APASixthEditionOfficeOnline.xsl" StyleName="APA" Version="6"/>
+</file>
+
+<file path=customXml/itemProps1.xml><?xml version="1.0" encoding="utf-8"?>
+<ds:datastoreItem xmlns:ds="http://schemas.openxmlformats.org/officeDocument/2006/customXml" ds:itemID="{724DB486-BD6B-4018-8448-CE2ED696F2B5}">
+  <ds:schemaRefs>
+    <ds:schemaRef ds:uri="http://schemas.openxmlformats.org/officeDocument/2006/bibliography"/>
+  </ds:schemaRefs>
+</ds:datastoreItem>
 </file>